--- a/template/RELATORIO ASSISTÊNCIA SOCIAL SECA E ESTIAGEM 2025.docx
+++ b/template/RELATORIO ASSISTÊNCIA SOCIAL SECA E ESTIAGEM 2025.docx
@@ -1,16 +1,16 @@
 
 <file path=word/document.xml><?xml version="1.0" encoding="utf-8"?>
-<w:document xmlns:wpc="http://schemas.microsoft.com/office/word/2010/wordprocessingCanvas" xmlns:cx="http://schemas.microsoft.com/office/drawing/2014/chartex" xmlns:cx1="http://schemas.microsoft.com/office/drawing/2015/9/8/chartex" xmlns:cx2="http://schemas.microsoft.com/office/drawing/2015/10/21/chartex" xmlns:cx3="http://schemas.microsoft.com/office/drawing/2016/5/9/chartex" xmlns:cx4="http://schemas.microsoft.com/office/drawing/2016/5/10/chartex" xmlns:cx5="http://schemas.microsoft.com/office/drawing/2016/5/11/chartex" xmlns:cx6="http://schemas.microsoft.com/office/drawing/2016/5/12/chartex" xmlns:cx7="http://schemas.microsoft.com/office/drawing/2016/5/13/chartex" xmlns:cx8="http://schemas.microsoft.com/office/drawing/2016/5/14/chartex" xmlns:mc="http://schemas.openxmlformats.org/markup-compatibility/2006" xmlns:aink="http://schemas.microsoft.com/office/drawing/2016/ink" xmlns:am3d="http://schemas.microsoft.com/office/drawing/2017/model3d" xmlns:o="urn:schemas-microsoft-com:office:office" xmlns:r="http://schemas.openxmlformats.org/officeDocument/2006/relationships" xmlns:m="http://schemas.openxmlformats.org/officeDocument/2006/math" xmlns:v="urn:schemas-microsoft-com:vml" xmlns:wp14="http://schemas.microsoft.com/office/word/2010/wordprocessingDrawing" xmlns:wp="http://schemas.openxmlformats.org/drawingml/2006/wordprocessingDrawing" xmlns:w10="urn:schemas-microsoft-com:office:word" xmlns:w="http://schemas.openxmlformats.org/wordprocessingml/2006/main" xmlns:w14="http://schemas.microsoft.com/office/word/2010/wordml" xmlns:w15="http://schemas.microsoft.com/office/word/2012/wordml" xmlns:w16cid="http://schemas.microsoft.com/office/word/2016/wordml/cid" xmlns:w16se="http://schemas.microsoft.com/office/word/2015/wordml/symex" xmlns:wpg="http://schemas.microsoft.com/office/word/2010/wordprocessingGroup" xmlns:wpi="http://schemas.microsoft.com/office/word/2010/wordprocessingInk" xmlns:wne="http://schemas.microsoft.com/office/word/2006/wordml" xmlns:wps="http://schemas.microsoft.com/office/word/2010/wordprocessingShape" mc:Ignorable="w14 w15 w16se w16cid wp14">
+<w:document xmlns:wpc="http://schemas.microsoft.com/office/word/2010/wordprocessingCanvas" xmlns:cx="http://schemas.microsoft.com/office/drawing/2014/chartex" xmlns:cx1="http://schemas.microsoft.com/office/drawing/2015/9/8/chartex" xmlns:cx2="http://schemas.microsoft.com/office/drawing/2015/10/21/chartex" xmlns:cx3="http://schemas.microsoft.com/office/drawing/2016/5/9/chartex" xmlns:cx4="http://schemas.microsoft.com/office/drawing/2016/5/10/chartex" xmlns:cx5="http://schemas.microsoft.com/office/drawing/2016/5/11/chartex" xmlns:cx6="http://schemas.microsoft.com/office/drawing/2016/5/12/chartex" xmlns:cx7="http://schemas.microsoft.com/office/drawing/2016/5/13/chartex" xmlns:cx8="http://schemas.microsoft.com/office/drawing/2016/5/14/chartex" xmlns:mc="http://schemas.openxmlformats.org/markup-compatibility/2006" xmlns:aink="http://schemas.microsoft.com/office/drawing/2016/ink" xmlns:am3d="http://schemas.microsoft.com/office/drawing/2017/model3d" xmlns:o="urn:schemas-microsoft-com:office:office" xmlns:oel="http://schemas.microsoft.com/office/2019/extlst" xmlns:r="http://schemas.openxmlformats.org/officeDocument/2006/relationships" xmlns:m="http://schemas.openxmlformats.org/officeDocument/2006/math" xmlns:v="urn:schemas-microsoft-com:vml" xmlns:wp14="http://schemas.microsoft.com/office/word/2010/wordprocessingDrawing" xmlns:wp="http://schemas.openxmlformats.org/drawingml/2006/wordprocessingDrawing" xmlns:w10="urn:schemas-microsoft-com:office:word" xmlns:w="http://schemas.openxmlformats.org/wordprocessingml/2006/main" xmlns:w14="http://schemas.microsoft.com/office/word/2010/wordml" xmlns:w15="http://schemas.microsoft.com/office/word/2012/wordml" xmlns:w16cei="http://schemas.microsoft.com/office/word/2026/wordml/cei" xmlns:w16cex="http://schemas.microsoft.com/office/word/2018/wordml/cex" xmlns:w16cid="http://schemas.microsoft.com/office/word/2016/wordml/cid" xmlns:w16="http://schemas.microsoft.com/office/word/2018/wordml" xmlns:w16du="http://schemas.microsoft.com/office/word/2023/wordml/word16du" xmlns:w16sdtdh="http://schemas.microsoft.com/office/word/2020/wordml/sdtdatahash" xmlns:w16sdtfl="http://schemas.microsoft.com/office/word/2024/wordml/sdtformatlock" xmlns:w16se="http://schemas.microsoft.com/office/word/2015/wordml/symex" xmlns:wpg="http://schemas.microsoft.com/office/word/2010/wordprocessingGroup" xmlns:wpi="http://schemas.microsoft.com/office/word/2010/wordprocessingInk" xmlns:wne="http://schemas.microsoft.com/office/word/2006/wordml" xmlns:wps="http://schemas.microsoft.com/office/word/2010/wordprocessingShape" mc:Ignorable="w14 w15 w16se w16cid w16 w16cex w16sdtdh w16sdtfl w16du wp14">
   <w:body>
     <w:p>
       <w:pPr>
-        <w:pStyle w:val="Corpodetexto"/>
+        <w:pStyle w:val="BodyText"/>
         <w:spacing w:before="240"/>
       </w:pPr>
     </w:p>
     <w:p>
       <w:pPr>
-        <w:pStyle w:val="Corpodetexto"/>
+        <w:pStyle w:val="BodyText"/>
         <w:ind w:left="6305"/>
       </w:pPr>
       <w:r>
@@ -101,7 +101,7 @@
     </w:p>
     <w:p>
       <w:pPr>
-        <w:pStyle w:val="PargrafodaLista"/>
+        <w:pStyle w:val="ListParagraph"/>
         <w:numPr>
           <w:ilvl w:val="0"/>
           <w:numId w:val="1"/>
@@ -436,7 +436,7 @@
     </w:p>
     <w:p>
       <w:pPr>
-        <w:pStyle w:val="Corpodetexto"/>
+        <w:pStyle w:val="BodyText"/>
         <w:spacing w:before="140"/>
         <w:rPr>
           <w:b/>
@@ -445,7 +445,7 @@
     </w:p>
     <w:p>
       <w:pPr>
-        <w:pStyle w:val="PargrafodaLista"/>
+        <w:pStyle w:val="ListParagraph"/>
         <w:numPr>
           <w:ilvl w:val="0"/>
           <w:numId w:val="1"/>
@@ -554,7 +554,7 @@
     </w:p>
     <w:p>
       <w:pPr>
-        <w:pStyle w:val="Corpodetexto"/>
+        <w:pStyle w:val="BodyText"/>
         <w:spacing w:before="144" w:line="360" w:lineRule="auto"/>
         <w:ind w:left="1135" w:right="1124" w:firstLine="720"/>
         <w:jc w:val="both"/>
@@ -754,7 +754,7 @@
     </w:p>
     <w:p>
       <w:pPr>
-        <w:pStyle w:val="Corpodetexto"/>
+        <w:pStyle w:val="BodyText"/>
         <w:spacing w:before="9" w:line="360" w:lineRule="auto"/>
         <w:ind w:left="1135" w:right="1129"/>
         <w:jc w:val="both"/>
@@ -1005,7 +1005,7 @@
     </w:p>
     <w:p>
       <w:pPr>
-        <w:pStyle w:val="Corpodetexto"/>
+        <w:pStyle w:val="BodyText"/>
         <w:spacing w:before="4" w:line="360" w:lineRule="auto"/>
         <w:ind w:left="1135" w:right="1134" w:firstLine="720"/>
         <w:jc w:val="both"/>
@@ -1294,7 +1294,7 @@
     </w:p>
     <w:p>
       <w:pPr>
-        <w:pStyle w:val="Corpodetexto"/>
+        <w:pStyle w:val="BodyText"/>
         <w:spacing w:before="145" w:line="357" w:lineRule="auto"/>
         <w:ind w:left="1135" w:right="1139" w:firstLine="720"/>
         <w:jc w:val="both"/>
@@ -1515,7 +1515,7 @@
     </w:p>
     <w:p>
       <w:pPr>
-        <w:pStyle w:val="Corpodetexto"/>
+        <w:pStyle w:val="BodyText"/>
         <w:spacing w:before="13" w:line="360" w:lineRule="auto"/>
         <w:ind w:left="1135" w:right="1125" w:firstLine="720"/>
         <w:jc w:val="both"/>
@@ -1772,12 +1772,14 @@
     </w:p>
     <w:p>
       <w:pPr>
-        <w:pStyle w:val="Corpodetexto"/>
+        <w:pStyle w:val="BodyText"/>
         <w:spacing w:line="360" w:lineRule="auto"/>
         <w:jc w:val="both"/>
         <w:sectPr>
           <w:headerReference w:type="default" r:id="rId7"/>
-          <w:footerReference w:type="default" r:id="rId8"/>
+          <w:footerReference w:type="even" r:id="rId8"/>
+          <w:footerReference w:type="default" r:id="rId9"/>
+          <w:footerReference w:type="first" r:id="rId10"/>
           <w:type w:val="continuous"/>
           <w:pgSz w:w="11920" w:h="17200"/>
           <w:pgMar w:top="1580" w:right="425" w:bottom="1360" w:left="425" w:header="489" w:footer="1160" w:gutter="0"/>
@@ -1788,7 +1790,7 @@
     </w:p>
     <w:p>
       <w:pPr>
-        <w:pStyle w:val="Corpodetexto"/>
+        <w:pStyle w:val="BodyText"/>
         <w:spacing w:before="80" w:line="360" w:lineRule="auto"/>
         <w:ind w:left="1135" w:right="1135" w:firstLine="720"/>
         <w:jc w:val="both"/>
@@ -1890,7 +1892,7 @@
     </w:p>
     <w:p>
       <w:pPr>
-        <w:pStyle w:val="Corpodetexto"/>
+        <w:pStyle w:val="BodyText"/>
         <w:spacing w:before="6" w:line="360" w:lineRule="auto"/>
         <w:ind w:left="1135" w:right="1125"/>
         <w:jc w:val="both"/>
@@ -2138,7 +2140,7 @@
     </w:p>
     <w:p>
       <w:pPr>
-        <w:pStyle w:val="Corpodetexto"/>
+        <w:pStyle w:val="BodyText"/>
         <w:spacing w:before="8" w:line="360" w:lineRule="auto"/>
         <w:ind w:left="1135" w:right="1128" w:firstLine="720"/>
         <w:jc w:val="both"/>
@@ -2689,7 +2691,7 @@
     </w:p>
     <w:p>
       <w:pPr>
-        <w:pStyle w:val="Corpodetexto"/>
+        <w:pStyle w:val="BodyText"/>
         <w:spacing w:before="7" w:line="360" w:lineRule="auto"/>
         <w:ind w:left="1135" w:right="1128" w:firstLine="720"/>
         <w:jc w:val="both"/>
@@ -2907,7 +2909,7 @@
     </w:p>
     <w:p>
       <w:pPr>
-        <w:pStyle w:val="Corpodetexto"/>
+        <w:pStyle w:val="BodyText"/>
         <w:spacing w:before="5" w:line="360" w:lineRule="auto"/>
         <w:ind w:left="1135" w:right="1133" w:firstLine="720"/>
         <w:jc w:val="both"/>
@@ -3161,7 +3163,7 @@
     </w:p>
     <w:p>
       <w:pPr>
-        <w:pStyle w:val="Corpodetexto"/>
+        <w:pStyle w:val="BodyText"/>
         <w:spacing w:before="144" w:line="360" w:lineRule="auto"/>
         <w:ind w:left="1135" w:right="1129" w:firstLine="720"/>
         <w:jc w:val="both"/>
@@ -3748,7 +3750,7 @@
     </w:p>
     <w:p>
       <w:pPr>
-        <w:pStyle w:val="Corpodetexto"/>
+        <w:pStyle w:val="BodyText"/>
         <w:spacing w:before="7" w:line="360" w:lineRule="auto"/>
         <w:ind w:left="1135" w:right="1127" w:firstLine="720"/>
         <w:jc w:val="both"/>
@@ -4326,7 +4328,7 @@
     </w:p>
     <w:p>
       <w:pPr>
-        <w:pStyle w:val="Corpodetexto"/>
+        <w:pStyle w:val="BodyText"/>
         <w:spacing w:line="360" w:lineRule="auto"/>
         <w:jc w:val="both"/>
         <w:sectPr>
@@ -4338,7 +4340,7 @@
     </w:p>
     <w:p>
       <w:pPr>
-        <w:pStyle w:val="Corpodetexto"/>
+        <w:pStyle w:val="BodyText"/>
         <w:spacing w:before="80" w:line="360" w:lineRule="auto"/>
         <w:ind w:left="1135" w:right="1125" w:firstLine="720"/>
         <w:jc w:val="both"/>
@@ -4683,7 +4685,7 @@
     </w:p>
     <w:p>
       <w:pPr>
-        <w:pStyle w:val="Corpodetexto"/>
+        <w:pStyle w:val="BodyText"/>
         <w:spacing w:before="8" w:line="357" w:lineRule="auto"/>
         <w:ind w:left="1135" w:right="1132" w:firstLine="720"/>
         <w:jc w:val="both"/>
@@ -5069,7 +5071,7 @@
     </w:p>
     <w:p>
       <w:pPr>
-        <w:pStyle w:val="Corpodetexto"/>
+        <w:pStyle w:val="BodyText"/>
         <w:spacing w:before="8" w:line="357" w:lineRule="auto"/>
         <w:ind w:left="1135" w:right="1132" w:firstLine="720"/>
         <w:jc w:val="both"/>
@@ -5077,7 +5079,7 @@
     </w:p>
     <w:p>
       <w:pPr>
-        <w:pStyle w:val="Corpodetexto"/>
+        <w:pStyle w:val="BodyText"/>
         <w:spacing w:before="8" w:line="357" w:lineRule="auto"/>
         <w:ind w:left="1135" w:right="1132" w:firstLine="720"/>
         <w:jc w:val="both"/>
@@ -5085,7 +5087,7 @@
     </w:p>
     <w:p>
       <w:pPr>
-        <w:pStyle w:val="Corpodetexto"/>
+        <w:pStyle w:val="BodyText"/>
         <w:spacing w:before="8" w:line="357" w:lineRule="auto"/>
         <w:ind w:left="1135" w:right="1132" w:firstLine="720"/>
         <w:jc w:val="both"/>
@@ -5093,7 +5095,7 @@
     </w:p>
     <w:p>
       <w:pPr>
-        <w:pStyle w:val="Corpodetexto"/>
+        <w:pStyle w:val="BodyText"/>
         <w:spacing w:before="8" w:line="357" w:lineRule="auto"/>
         <w:ind w:left="1135" w:right="1132" w:firstLine="720"/>
         <w:jc w:val="both"/>
@@ -5101,7 +5103,7 @@
     </w:p>
     <w:p>
       <w:pPr>
-        <w:pStyle w:val="Corpodetexto"/>
+        <w:pStyle w:val="BodyText"/>
         <w:spacing w:before="8" w:line="357" w:lineRule="auto"/>
         <w:ind w:left="1135" w:right="1132" w:firstLine="720"/>
         <w:jc w:val="both"/>
@@ -5109,7 +5111,7 @@
     </w:p>
     <w:p>
       <w:pPr>
-        <w:pStyle w:val="Corpodetexto"/>
+        <w:pStyle w:val="BodyText"/>
         <w:spacing w:before="8" w:line="357" w:lineRule="auto"/>
         <w:ind w:left="1135" w:right="1132" w:firstLine="720"/>
         <w:jc w:val="center"/>
@@ -5120,7 +5122,7 @@
     </w:p>
     <w:p>
       <w:pPr>
-        <w:pStyle w:val="Corpodetexto"/>
+        <w:pStyle w:val="BodyText"/>
         <w:spacing w:before="8" w:line="357" w:lineRule="auto"/>
         <w:ind w:left="1135" w:right="1132" w:firstLine="720"/>
         <w:jc w:val="center"/>
@@ -5128,1656 +5130,10 @@
       <w:r>
         <w:t>Secretaria de Assistência Social</w:t>
       </w:r>
-      <w:bookmarkStart w:id="0" w:name="_GoBack"/>
-      <w:bookmarkEnd w:id="0"/>
-    </w:p>
-    <w:p>
-      <w:pPr>
-        <w:pStyle w:val="Corpodetexto"/>
-        <w:rPr>
-          <w:sz w:val="22"/>
-        </w:rPr>
-      </w:pPr>
-    </w:p>
-    <w:p>
-      <w:pPr>
-        <w:pStyle w:val="Corpodetexto"/>
-        <w:rPr>
-          <w:sz w:val="22"/>
-        </w:rPr>
-      </w:pPr>
-    </w:p>
-    <w:p>
-      <w:pPr>
-        <w:pStyle w:val="Corpodetexto"/>
-        <w:rPr>
-          <w:sz w:val="22"/>
-        </w:rPr>
-      </w:pPr>
-    </w:p>
-    <w:p>
-      <w:pPr>
-        <w:pStyle w:val="Corpodetexto"/>
-        <w:rPr>
-          <w:sz w:val="22"/>
-        </w:rPr>
-      </w:pPr>
-    </w:p>
-    <w:p>
-      <w:pPr>
-        <w:pStyle w:val="Corpodetexto"/>
-        <w:rPr>
-          <w:sz w:val="22"/>
-        </w:rPr>
-      </w:pPr>
-    </w:p>
-    <w:p>
-      <w:pPr>
-        <w:pStyle w:val="Corpodetexto"/>
-        <w:rPr>
-          <w:sz w:val="22"/>
-        </w:rPr>
-      </w:pPr>
-    </w:p>
-    <w:p>
-      <w:pPr>
-        <w:pStyle w:val="Corpodetexto"/>
-        <w:rPr>
-          <w:sz w:val="22"/>
-        </w:rPr>
-      </w:pPr>
-    </w:p>
-    <w:p>
-      <w:pPr>
-        <w:pStyle w:val="Corpodetexto"/>
-        <w:rPr>
-          <w:sz w:val="22"/>
-        </w:rPr>
-      </w:pPr>
-    </w:p>
-    <w:p>
-      <w:pPr>
-        <w:pStyle w:val="Corpodetexto"/>
-        <w:rPr>
-          <w:sz w:val="22"/>
-        </w:rPr>
-      </w:pPr>
-    </w:p>
-    <w:p>
-      <w:pPr>
-        <w:pStyle w:val="Corpodetexto"/>
-        <w:spacing w:before="230"/>
-        <w:rPr>
-          <w:sz w:val="22"/>
-        </w:rPr>
-      </w:pPr>
-    </w:p>
-    <w:p>
-      <w:pPr>
-        <w:pStyle w:val="Corpodetexto"/>
-        <w:jc w:val="center"/>
-        <w:sectPr>
-          <w:type w:val="continuous"/>
-          <w:pgSz w:w="11920" w:h="17200"/>
-          <w:pgMar w:top="1580" w:right="425" w:bottom="1360" w:left="425" w:header="489" w:footer="1160" w:gutter="0"/>
-          <w:cols w:space="720"/>
-        </w:sectPr>
-      </w:pPr>
-    </w:p>
-    <w:p>
-      <w:pPr>
-        <w:pStyle w:val="Corpodetexto"/>
-        <w:spacing w:before="240"/>
-      </w:pPr>
-    </w:p>
-    <w:p>
-      <w:pPr>
-        <w:pStyle w:val="Corpodetexto"/>
-        <w:ind w:left="1135"/>
-      </w:pPr>
-      <w:r>
-        <w:rPr>
-          <w:w w:val="110"/>
-        </w:rPr>
-        <w:t>Relatório</w:t>
-      </w:r>
-      <w:r>
-        <w:rPr>
-          <w:spacing w:val="62"/>
-          <w:w w:val="110"/>
-        </w:rPr>
-        <w:t xml:space="preserve"> </w:t>
-      </w:r>
-      <w:r>
-        <w:rPr>
-          <w:spacing w:val="-2"/>
-          <w:w w:val="110"/>
-        </w:rPr>
-        <w:t>fotográfico:</w:t>
-      </w:r>
-    </w:p>
-    <w:p>
-      <w:pPr>
-        <w:pStyle w:val="Corpodetexto"/>
-        <w:spacing w:before="163"/>
-        <w:rPr>
-          <w:sz w:val="20"/>
-        </w:rPr>
-      </w:pPr>
-      <w:r>
-        <w:rPr>
-          <w:noProof/>
-          <w:sz w:val="20"/>
-          <w:lang w:val="pt-BR" w:eastAsia="pt-BR"/>
-        </w:rPr>
-        <w:drawing>
-          <wp:anchor distT="0" distB="0" distL="0" distR="0" simplePos="0" relativeHeight="487588864" behindDoc="1" locked="0" layoutInCell="1" allowOverlap="1">
-            <wp:simplePos x="0" y="0"/>
-            <wp:positionH relativeFrom="page">
-              <wp:posOffset>419100</wp:posOffset>
-            </wp:positionH>
-            <wp:positionV relativeFrom="paragraph">
-              <wp:posOffset>265121</wp:posOffset>
-            </wp:positionV>
-            <wp:extent cx="6679127" cy="3467100"/>
-            <wp:effectExtent l="0" t="0" r="0" b="0"/>
-            <wp:wrapTopAndBottom/>
-            <wp:docPr id="10" name="Image 10"/>
-            <wp:cNvGraphicFramePr>
-              <a:graphicFrameLocks xmlns:a="http://schemas.openxmlformats.org/drawingml/2006/main"/>
-            </wp:cNvGraphicFramePr>
-            <a:graphic xmlns:a="http://schemas.openxmlformats.org/drawingml/2006/main">
-              <a:graphicData uri="http://schemas.openxmlformats.org/drawingml/2006/picture">
-                <pic:pic xmlns:pic="http://schemas.openxmlformats.org/drawingml/2006/picture">
-                  <pic:nvPicPr>
-                    <pic:cNvPr id="10" name="Image 10"/>
-                    <pic:cNvPicPr/>
-                  </pic:nvPicPr>
-                  <pic:blipFill>
-                    <a:blip r:embed="rId9" cstate="print"/>
-                    <a:stretch>
-                      <a:fillRect/>
-                    </a:stretch>
-                  </pic:blipFill>
-                  <pic:spPr>
-                    <a:xfrm>
-                      <a:off x="0" y="0"/>
-                      <a:ext cx="6679127" cy="3467100"/>
-                    </a:xfrm>
-                    <a:prstGeom prst="rect">
-                      <a:avLst/>
-                    </a:prstGeom>
-                  </pic:spPr>
-                </pic:pic>
-              </a:graphicData>
-            </a:graphic>
-          </wp:anchor>
-        </w:drawing>
-      </w:r>
-    </w:p>
-    <w:p>
-      <w:pPr>
-        <w:pStyle w:val="Corpodetexto"/>
-        <w:rPr>
-          <w:sz w:val="20"/>
-        </w:rPr>
-      </w:pPr>
-    </w:p>
-    <w:p>
-      <w:pPr>
-        <w:pStyle w:val="Corpodetexto"/>
-        <w:spacing w:before="11"/>
-        <w:rPr>
-          <w:sz w:val="20"/>
-        </w:rPr>
-      </w:pPr>
-      <w:r>
-        <w:rPr>
-          <w:noProof/>
-          <w:sz w:val="20"/>
-          <w:lang w:val="pt-BR" w:eastAsia="pt-BR"/>
-        </w:rPr>
-        <w:drawing>
-          <wp:anchor distT="0" distB="0" distL="0" distR="0" simplePos="0" relativeHeight="487589376" behindDoc="1" locked="0" layoutInCell="1" allowOverlap="1">
-            <wp:simplePos x="0" y="0"/>
-            <wp:positionH relativeFrom="page">
-              <wp:posOffset>352425</wp:posOffset>
-            </wp:positionH>
-            <wp:positionV relativeFrom="paragraph">
-              <wp:posOffset>168287</wp:posOffset>
-            </wp:positionV>
-            <wp:extent cx="6760473" cy="3653028"/>
-            <wp:effectExtent l="0" t="0" r="0" b="0"/>
-            <wp:wrapTopAndBottom/>
-            <wp:docPr id="11" name="Image 11"/>
-            <wp:cNvGraphicFramePr>
-              <a:graphicFrameLocks xmlns:a="http://schemas.openxmlformats.org/drawingml/2006/main"/>
-            </wp:cNvGraphicFramePr>
-            <a:graphic xmlns:a="http://schemas.openxmlformats.org/drawingml/2006/main">
-              <a:graphicData uri="http://schemas.openxmlformats.org/drawingml/2006/picture">
-                <pic:pic xmlns:pic="http://schemas.openxmlformats.org/drawingml/2006/picture">
-                  <pic:nvPicPr>
-                    <pic:cNvPr id="11" name="Image 11"/>
-                    <pic:cNvPicPr/>
-                  </pic:nvPicPr>
-                  <pic:blipFill>
-                    <a:blip r:embed="rId10" cstate="print"/>
-                    <a:stretch>
-                      <a:fillRect/>
-                    </a:stretch>
-                  </pic:blipFill>
-                  <pic:spPr>
-                    <a:xfrm>
-                      <a:off x="0" y="0"/>
-                      <a:ext cx="6760473" cy="3653028"/>
-                    </a:xfrm>
-                    <a:prstGeom prst="rect">
-                      <a:avLst/>
-                    </a:prstGeom>
-                  </pic:spPr>
-                </pic:pic>
-              </a:graphicData>
-            </a:graphic>
-          </wp:anchor>
-        </w:drawing>
-      </w:r>
-    </w:p>
-    <w:p>
-      <w:pPr>
-        <w:pStyle w:val="Corpodetexto"/>
-        <w:rPr>
-          <w:sz w:val="20"/>
-        </w:rPr>
-        <w:sectPr>
-          <w:headerReference w:type="default" r:id="rId11"/>
-          <w:footerReference w:type="default" r:id="rId12"/>
-          <w:pgSz w:w="11920" w:h="17200"/>
-          <w:pgMar w:top="1580" w:right="425" w:bottom="1580" w:left="425" w:header="489" w:footer="1381" w:gutter="0"/>
-          <w:cols w:space="720"/>
-        </w:sectPr>
-      </w:pPr>
-    </w:p>
-    <w:p>
-      <w:pPr>
-        <w:pStyle w:val="Corpodetexto"/>
-        <w:rPr>
-          <w:sz w:val="20"/>
-        </w:rPr>
-      </w:pPr>
-    </w:p>
-    <w:p>
-      <w:pPr>
-        <w:pStyle w:val="Corpodetexto"/>
-        <w:rPr>
-          <w:sz w:val="20"/>
-        </w:rPr>
-      </w:pPr>
-    </w:p>
-    <w:p>
-      <w:pPr>
-        <w:pStyle w:val="Corpodetexto"/>
-        <w:rPr>
-          <w:sz w:val="20"/>
-        </w:rPr>
-      </w:pPr>
-    </w:p>
-    <w:p>
-      <w:pPr>
-        <w:pStyle w:val="Corpodetexto"/>
-        <w:rPr>
-          <w:sz w:val="20"/>
-        </w:rPr>
-      </w:pPr>
-    </w:p>
-    <w:p>
-      <w:pPr>
-        <w:pStyle w:val="Corpodetexto"/>
-        <w:rPr>
-          <w:sz w:val="20"/>
-        </w:rPr>
-      </w:pPr>
-    </w:p>
-    <w:p>
-      <w:pPr>
-        <w:pStyle w:val="Corpodetexto"/>
-        <w:rPr>
-          <w:sz w:val="20"/>
-        </w:rPr>
-      </w:pPr>
-    </w:p>
-    <w:p>
-      <w:pPr>
-        <w:pStyle w:val="Corpodetexto"/>
-        <w:spacing w:before="214"/>
-        <w:rPr>
-          <w:sz w:val="20"/>
-        </w:rPr>
-      </w:pPr>
-    </w:p>
-    <w:p>
-      <w:pPr>
-        <w:ind w:left="355"/>
-        <w:rPr>
-          <w:sz w:val="20"/>
-        </w:rPr>
-      </w:pPr>
-      <w:r>
-        <w:rPr>
-          <w:noProof/>
-          <w:sz w:val="20"/>
-          <w:lang w:val="pt-BR" w:eastAsia="pt-BR"/>
-        </w:rPr>
-        <w:drawing>
-          <wp:inline distT="0" distB="0" distL="0" distR="0">
-            <wp:extent cx="6630217" cy="4321587"/>
-            <wp:effectExtent l="0" t="0" r="0" b="0"/>
-            <wp:docPr id="12" name="Image 12"/>
-            <wp:cNvGraphicFramePr>
-              <a:graphicFrameLocks xmlns:a="http://schemas.openxmlformats.org/drawingml/2006/main"/>
-            </wp:cNvGraphicFramePr>
-            <a:graphic xmlns:a="http://schemas.openxmlformats.org/drawingml/2006/main">
-              <a:graphicData uri="http://schemas.openxmlformats.org/drawingml/2006/picture">
-                <pic:pic xmlns:pic="http://schemas.openxmlformats.org/drawingml/2006/picture">
-                  <pic:nvPicPr>
-                    <pic:cNvPr id="12" name="Image 12"/>
-                    <pic:cNvPicPr/>
-                  </pic:nvPicPr>
-                  <pic:blipFill>
-                    <a:blip r:embed="rId13" cstate="print"/>
-                    <a:stretch>
-                      <a:fillRect/>
-                    </a:stretch>
-                  </pic:blipFill>
-                  <pic:spPr>
-                    <a:xfrm>
-                      <a:off x="0" y="0"/>
-                      <a:ext cx="6630217" cy="4321587"/>
-                    </a:xfrm>
-                    <a:prstGeom prst="rect">
-                      <a:avLst/>
-                    </a:prstGeom>
-                  </pic:spPr>
-                </pic:pic>
-              </a:graphicData>
-            </a:graphic>
-          </wp:inline>
-        </w:drawing>
-      </w:r>
-    </w:p>
-    <w:p>
-      <w:pPr>
-        <w:rPr>
-          <w:sz w:val="20"/>
-        </w:rPr>
-        <w:sectPr>
-          <w:pgSz w:w="11920" w:h="17200"/>
-          <w:pgMar w:top="1580" w:right="425" w:bottom="1580" w:left="425" w:header="489" w:footer="1381" w:gutter="0"/>
-          <w:cols w:space="720"/>
-        </w:sectPr>
-      </w:pPr>
-    </w:p>
-    <w:p>
-      <w:pPr>
-        <w:pStyle w:val="Corpodetexto"/>
-        <w:spacing w:before="2" w:after="1"/>
-        <w:rPr>
-          <w:sz w:val="11"/>
-        </w:rPr>
-      </w:pPr>
-    </w:p>
-    <w:p>
-      <w:pPr>
-        <w:ind w:left="115"/>
-        <w:rPr>
-          <w:sz w:val="20"/>
-        </w:rPr>
-      </w:pPr>
-      <w:r>
-        <w:rPr>
-          <w:noProof/>
-          <w:sz w:val="20"/>
-          <w:lang w:val="pt-BR" w:eastAsia="pt-BR"/>
-        </w:rPr>
-        <w:drawing>
-          <wp:inline distT="0" distB="0" distL="0" distR="0">
-            <wp:extent cx="6906173" cy="3932682"/>
-            <wp:effectExtent l="0" t="0" r="0" b="0"/>
-            <wp:docPr id="13" name="Image 13" descr="Uma imagem contendo ao ar livre, grama, floresta, árvore  O conteúdo gerado por IA pode estar incorreto."/>
-            <wp:cNvGraphicFramePr>
-              <a:graphicFrameLocks xmlns:a="http://schemas.openxmlformats.org/drawingml/2006/main"/>
-            </wp:cNvGraphicFramePr>
-            <a:graphic xmlns:a="http://schemas.openxmlformats.org/drawingml/2006/main">
-              <a:graphicData uri="http://schemas.openxmlformats.org/drawingml/2006/picture">
-                <pic:pic xmlns:pic="http://schemas.openxmlformats.org/drawingml/2006/picture">
-                  <pic:nvPicPr>
-                    <pic:cNvPr id="13" name="Image 13" descr="Uma imagem contendo ao ar livre, grama, floresta, árvore  O conteúdo gerado por IA pode estar incorreto."/>
-                    <pic:cNvPicPr/>
-                  </pic:nvPicPr>
-                  <pic:blipFill>
-                    <a:blip r:embed="rId14" cstate="print"/>
-                    <a:stretch>
-                      <a:fillRect/>
-                    </a:stretch>
-                  </pic:blipFill>
-                  <pic:spPr>
-                    <a:xfrm>
-                      <a:off x="0" y="0"/>
-                      <a:ext cx="6906173" cy="3932682"/>
-                    </a:xfrm>
-                    <a:prstGeom prst="rect">
-                      <a:avLst/>
-                    </a:prstGeom>
-                  </pic:spPr>
-                </pic:pic>
-              </a:graphicData>
-            </a:graphic>
-          </wp:inline>
-        </w:drawing>
-      </w:r>
-    </w:p>
-    <w:p>
-      <w:pPr>
-        <w:pStyle w:val="Corpodetexto"/>
-        <w:spacing w:before="2"/>
-        <w:rPr>
-          <w:sz w:val="20"/>
-        </w:rPr>
-      </w:pPr>
-      <w:r>
-        <w:rPr>
-          <w:noProof/>
-          <w:sz w:val="20"/>
-          <w:lang w:val="pt-BR" w:eastAsia="pt-BR"/>
-        </w:rPr>
-        <w:drawing>
-          <wp:anchor distT="0" distB="0" distL="0" distR="0" simplePos="0" relativeHeight="487589888" behindDoc="1" locked="0" layoutInCell="1" allowOverlap="1">
-            <wp:simplePos x="0" y="0"/>
-            <wp:positionH relativeFrom="page">
-              <wp:posOffset>342900</wp:posOffset>
-            </wp:positionH>
-            <wp:positionV relativeFrom="paragraph">
-              <wp:posOffset>162560</wp:posOffset>
-            </wp:positionV>
-            <wp:extent cx="6815873" cy="4078795"/>
-            <wp:effectExtent l="0" t="0" r="0" b="0"/>
-            <wp:wrapTopAndBottom/>
-            <wp:docPr id="14" name="Image 14" descr="Caminho de terra com árvores ao fundo  O conteúdo gerado por IA pode estar incorreto."/>
-            <wp:cNvGraphicFramePr>
-              <a:graphicFrameLocks xmlns:a="http://schemas.openxmlformats.org/drawingml/2006/main"/>
-            </wp:cNvGraphicFramePr>
-            <a:graphic xmlns:a="http://schemas.openxmlformats.org/drawingml/2006/main">
-              <a:graphicData uri="http://schemas.openxmlformats.org/drawingml/2006/picture">
-                <pic:pic xmlns:pic="http://schemas.openxmlformats.org/drawingml/2006/picture">
-                  <pic:nvPicPr>
-                    <pic:cNvPr id="14" name="Image 14" descr="Caminho de terra com árvores ao fundo  O conteúdo gerado por IA pode estar incorreto."/>
-                    <pic:cNvPicPr/>
-                  </pic:nvPicPr>
-                  <pic:blipFill>
-                    <a:blip r:embed="rId15" cstate="print"/>
-                    <a:stretch>
-                      <a:fillRect/>
-                    </a:stretch>
-                  </pic:blipFill>
-                  <pic:spPr>
-                    <a:xfrm>
-                      <a:off x="0" y="0"/>
-                      <a:ext cx="6815873" cy="4078795"/>
-                    </a:xfrm>
-                    <a:prstGeom prst="rect">
-                      <a:avLst/>
-                    </a:prstGeom>
-                  </pic:spPr>
-                </pic:pic>
-              </a:graphicData>
-            </a:graphic>
-          </wp:anchor>
-        </w:drawing>
-      </w:r>
-    </w:p>
-    <w:p>
-      <w:pPr>
-        <w:pStyle w:val="Corpodetexto"/>
-        <w:rPr>
-          <w:sz w:val="20"/>
-        </w:rPr>
-        <w:sectPr>
-          <w:pgSz w:w="11920" w:h="17200"/>
-          <w:pgMar w:top="1580" w:right="425" w:bottom="1580" w:left="425" w:header="489" w:footer="1381" w:gutter="0"/>
-          <w:cols w:space="720"/>
-        </w:sectPr>
-      </w:pPr>
-    </w:p>
-    <w:p>
-      <w:pPr>
-        <w:pStyle w:val="Corpodetexto"/>
-        <w:spacing w:before="153"/>
-        <w:rPr>
-          <w:sz w:val="20"/>
-        </w:rPr>
-      </w:pPr>
-    </w:p>
-    <w:p>
-      <w:pPr>
-        <w:ind w:left="265"/>
-        <w:rPr>
-          <w:sz w:val="20"/>
-        </w:rPr>
-      </w:pPr>
-      <w:r>
-        <w:rPr>
-          <w:noProof/>
-          <w:sz w:val="20"/>
-          <w:lang w:val="pt-BR" w:eastAsia="pt-BR"/>
-        </w:rPr>
-        <w:drawing>
-          <wp:inline distT="0" distB="0" distL="0" distR="0">
-            <wp:extent cx="6545691" cy="3719798"/>
-            <wp:effectExtent l="0" t="0" r="0" b="0"/>
-            <wp:docPr id="15" name="Image 15" descr="Desenho de uma árvore  O conteúdo gerado por IA pode estar incorreto."/>
-            <wp:cNvGraphicFramePr>
-              <a:graphicFrameLocks xmlns:a="http://schemas.openxmlformats.org/drawingml/2006/main"/>
-            </wp:cNvGraphicFramePr>
-            <a:graphic xmlns:a="http://schemas.openxmlformats.org/drawingml/2006/main">
-              <a:graphicData uri="http://schemas.openxmlformats.org/drawingml/2006/picture">
-                <pic:pic xmlns:pic="http://schemas.openxmlformats.org/drawingml/2006/picture">
-                  <pic:nvPicPr>
-                    <pic:cNvPr id="15" name="Image 15" descr="Desenho de uma árvore  O conteúdo gerado por IA pode estar incorreto."/>
-                    <pic:cNvPicPr/>
-                  </pic:nvPicPr>
-                  <pic:blipFill>
-                    <a:blip r:embed="rId16" cstate="print"/>
-                    <a:stretch>
-                      <a:fillRect/>
-                    </a:stretch>
-                  </pic:blipFill>
-                  <pic:spPr>
-                    <a:xfrm>
-                      <a:off x="0" y="0"/>
-                      <a:ext cx="6545691" cy="3719798"/>
-                    </a:xfrm>
-                    <a:prstGeom prst="rect">
-                      <a:avLst/>
-                    </a:prstGeom>
-                  </pic:spPr>
-                </pic:pic>
-              </a:graphicData>
-            </a:graphic>
-          </wp:inline>
-        </w:drawing>
-      </w:r>
-    </w:p>
-    <w:p>
-      <w:pPr>
-        <w:pStyle w:val="Corpodetexto"/>
-        <w:rPr>
-          <w:sz w:val="20"/>
-        </w:rPr>
-      </w:pPr>
-    </w:p>
-    <w:p>
-      <w:pPr>
-        <w:pStyle w:val="Corpodetexto"/>
-        <w:spacing w:before="49"/>
-        <w:rPr>
-          <w:sz w:val="20"/>
-        </w:rPr>
-      </w:pPr>
-      <w:r>
-        <w:rPr>
-          <w:noProof/>
-          <w:sz w:val="20"/>
-          <w:lang w:val="pt-BR" w:eastAsia="pt-BR"/>
-        </w:rPr>
-        <w:drawing>
-          <wp:anchor distT="0" distB="0" distL="0" distR="0" simplePos="0" relativeHeight="487590400" behindDoc="1" locked="0" layoutInCell="1" allowOverlap="1">
-            <wp:simplePos x="0" y="0"/>
-            <wp:positionH relativeFrom="page">
-              <wp:posOffset>437515</wp:posOffset>
-            </wp:positionH>
-            <wp:positionV relativeFrom="paragraph">
-              <wp:posOffset>192417</wp:posOffset>
-            </wp:positionV>
-            <wp:extent cx="6446680" cy="4078795"/>
-            <wp:effectExtent l="0" t="0" r="0" b="0"/>
-            <wp:wrapTopAndBottom/>
-            <wp:docPr id="16" name="Image 16" descr="Caminho de terra em meio à vegetação  O conteúdo gerado por IA pode estar incorreto."/>
-            <wp:cNvGraphicFramePr>
-              <a:graphicFrameLocks xmlns:a="http://schemas.openxmlformats.org/drawingml/2006/main"/>
-            </wp:cNvGraphicFramePr>
-            <a:graphic xmlns:a="http://schemas.openxmlformats.org/drawingml/2006/main">
-              <a:graphicData uri="http://schemas.openxmlformats.org/drawingml/2006/picture">
-                <pic:pic xmlns:pic="http://schemas.openxmlformats.org/drawingml/2006/picture">
-                  <pic:nvPicPr>
-                    <pic:cNvPr id="16" name="Image 16" descr="Caminho de terra em meio à vegetação  O conteúdo gerado por IA pode estar incorreto."/>
-                    <pic:cNvPicPr/>
-                  </pic:nvPicPr>
-                  <pic:blipFill>
-                    <a:blip r:embed="rId17" cstate="print"/>
-                    <a:stretch>
-                      <a:fillRect/>
-                    </a:stretch>
-                  </pic:blipFill>
-                  <pic:spPr>
-                    <a:xfrm>
-                      <a:off x="0" y="0"/>
-                      <a:ext cx="6446680" cy="4078795"/>
-                    </a:xfrm>
-                    <a:prstGeom prst="rect">
-                      <a:avLst/>
-                    </a:prstGeom>
-                  </pic:spPr>
-                </pic:pic>
-              </a:graphicData>
-            </a:graphic>
-          </wp:anchor>
-        </w:drawing>
-      </w:r>
-    </w:p>
-    <w:p>
-      <w:pPr>
-        <w:pStyle w:val="Corpodetexto"/>
-        <w:rPr>
-          <w:sz w:val="20"/>
-        </w:rPr>
-        <w:sectPr>
-          <w:pgSz w:w="11920" w:h="17200"/>
-          <w:pgMar w:top="1580" w:right="425" w:bottom="1580" w:left="425" w:header="489" w:footer="1381" w:gutter="0"/>
-          <w:cols w:space="720"/>
-        </w:sectPr>
-      </w:pPr>
-    </w:p>
-    <w:p>
-      <w:pPr>
-        <w:pStyle w:val="Corpodetexto"/>
-        <w:rPr>
-          <w:sz w:val="6"/>
-        </w:rPr>
-      </w:pPr>
-    </w:p>
-    <w:p>
-      <w:pPr>
-        <w:ind w:left="385"/>
-        <w:rPr>
-          <w:sz w:val="20"/>
-        </w:rPr>
-      </w:pPr>
-      <w:r>
-        <w:rPr>
-          <w:noProof/>
-          <w:sz w:val="20"/>
-          <w:lang w:val="pt-BR" w:eastAsia="pt-BR"/>
-        </w:rPr>
-        <w:drawing>
-          <wp:inline distT="0" distB="0" distL="0" distR="0">
-            <wp:extent cx="6470887" cy="3611879"/>
-            <wp:effectExtent l="0" t="0" r="0" b="0"/>
-            <wp:docPr id="17" name="Image 17"/>
-            <wp:cNvGraphicFramePr>
-              <a:graphicFrameLocks xmlns:a="http://schemas.openxmlformats.org/drawingml/2006/main"/>
-            </wp:cNvGraphicFramePr>
-            <a:graphic xmlns:a="http://schemas.openxmlformats.org/drawingml/2006/main">
-              <a:graphicData uri="http://schemas.openxmlformats.org/drawingml/2006/picture">
-                <pic:pic xmlns:pic="http://schemas.openxmlformats.org/drawingml/2006/picture">
-                  <pic:nvPicPr>
-                    <pic:cNvPr id="17" name="Image 17"/>
-                    <pic:cNvPicPr/>
-                  </pic:nvPicPr>
-                  <pic:blipFill>
-                    <a:blip r:embed="rId18" cstate="print"/>
-                    <a:stretch>
-                      <a:fillRect/>
-                    </a:stretch>
-                  </pic:blipFill>
-                  <pic:spPr>
-                    <a:xfrm>
-                      <a:off x="0" y="0"/>
-                      <a:ext cx="6470887" cy="3611879"/>
-                    </a:xfrm>
-                    <a:prstGeom prst="rect">
-                      <a:avLst/>
-                    </a:prstGeom>
-                  </pic:spPr>
-                </pic:pic>
-              </a:graphicData>
-            </a:graphic>
-          </wp:inline>
-        </w:drawing>
-      </w:r>
-    </w:p>
-    <w:p>
-      <w:pPr>
-        <w:pStyle w:val="Corpodetexto"/>
-        <w:rPr>
-          <w:sz w:val="20"/>
-        </w:rPr>
-      </w:pPr>
-    </w:p>
-    <w:p>
-      <w:pPr>
-        <w:pStyle w:val="Corpodetexto"/>
-        <w:spacing w:before="98"/>
-        <w:rPr>
-          <w:sz w:val="20"/>
-        </w:rPr>
-      </w:pPr>
-      <w:r>
-        <w:rPr>
-          <w:noProof/>
-          <w:sz w:val="20"/>
-          <w:lang w:val="pt-BR" w:eastAsia="pt-BR"/>
-        </w:rPr>
-        <w:drawing>
-          <wp:anchor distT="0" distB="0" distL="0" distR="0" simplePos="0" relativeHeight="487590912" behindDoc="1" locked="0" layoutInCell="1" allowOverlap="1">
-            <wp:simplePos x="0" y="0"/>
-            <wp:positionH relativeFrom="page">
-              <wp:posOffset>514350</wp:posOffset>
-            </wp:positionH>
-            <wp:positionV relativeFrom="paragraph">
-              <wp:posOffset>223832</wp:posOffset>
-            </wp:positionV>
-            <wp:extent cx="6436959" cy="4001642"/>
-            <wp:effectExtent l="0" t="0" r="0" b="0"/>
-            <wp:wrapTopAndBottom/>
-            <wp:docPr id="18" name="Image 18" descr="Desenho de uma árvore  O conteúdo gerado por IA pode estar incorreto."/>
-            <wp:cNvGraphicFramePr>
-              <a:graphicFrameLocks xmlns:a="http://schemas.openxmlformats.org/drawingml/2006/main"/>
-            </wp:cNvGraphicFramePr>
-            <a:graphic xmlns:a="http://schemas.openxmlformats.org/drawingml/2006/main">
-              <a:graphicData uri="http://schemas.openxmlformats.org/drawingml/2006/picture">
-                <pic:pic xmlns:pic="http://schemas.openxmlformats.org/drawingml/2006/picture">
-                  <pic:nvPicPr>
-                    <pic:cNvPr id="18" name="Image 18" descr="Desenho de uma árvore  O conteúdo gerado por IA pode estar incorreto."/>
-                    <pic:cNvPicPr/>
-                  </pic:nvPicPr>
-                  <pic:blipFill>
-                    <a:blip r:embed="rId19" cstate="print"/>
-                    <a:stretch>
-                      <a:fillRect/>
-                    </a:stretch>
-                  </pic:blipFill>
-                  <pic:spPr>
-                    <a:xfrm>
-                      <a:off x="0" y="0"/>
-                      <a:ext cx="6436959" cy="4001642"/>
-                    </a:xfrm>
-                    <a:prstGeom prst="rect">
-                      <a:avLst/>
-                    </a:prstGeom>
-                  </pic:spPr>
-                </pic:pic>
-              </a:graphicData>
-            </a:graphic>
-          </wp:anchor>
-        </w:drawing>
-      </w:r>
-    </w:p>
-    <w:p>
-      <w:pPr>
-        <w:pStyle w:val="Corpodetexto"/>
-        <w:rPr>
-          <w:sz w:val="20"/>
-        </w:rPr>
-        <w:sectPr>
-          <w:pgSz w:w="11920" w:h="17200"/>
-          <w:pgMar w:top="1580" w:right="425" w:bottom="1580" w:left="425" w:header="489" w:footer="1381" w:gutter="0"/>
-          <w:cols w:space="720"/>
-        </w:sectPr>
-      </w:pPr>
-    </w:p>
-    <w:p>
-      <w:pPr>
-        <w:pStyle w:val="Corpodetexto"/>
-        <w:rPr>
-          <w:sz w:val="20"/>
-        </w:rPr>
-      </w:pPr>
-    </w:p>
-    <w:p>
-      <w:pPr>
-        <w:pStyle w:val="Corpodetexto"/>
-        <w:rPr>
-          <w:sz w:val="20"/>
-        </w:rPr>
-      </w:pPr>
-    </w:p>
-    <w:p>
-      <w:pPr>
-        <w:pStyle w:val="Corpodetexto"/>
-        <w:spacing w:before="39"/>
-        <w:rPr>
-          <w:sz w:val="20"/>
-        </w:rPr>
-      </w:pPr>
-    </w:p>
-    <w:p>
-      <w:pPr>
-        <w:ind w:left="415"/>
-        <w:rPr>
-          <w:sz w:val="20"/>
-        </w:rPr>
-      </w:pPr>
-      <w:r>
-        <w:rPr>
-          <w:noProof/>
-          <w:sz w:val="20"/>
-          <w:lang w:val="pt-BR" w:eastAsia="pt-BR"/>
-        </w:rPr>
-        <w:drawing>
-          <wp:inline distT="0" distB="0" distL="0" distR="0">
-            <wp:extent cx="6468975" cy="3687127"/>
-            <wp:effectExtent l="0" t="0" r="0" b="0"/>
-            <wp:docPr id="19" name="Image 19" descr="Rio com árvores ao fundo  O conteúdo gerado por IA pode estar incorreto."/>
-            <wp:cNvGraphicFramePr>
-              <a:graphicFrameLocks xmlns:a="http://schemas.openxmlformats.org/drawingml/2006/main"/>
-            </wp:cNvGraphicFramePr>
-            <a:graphic xmlns:a="http://schemas.openxmlformats.org/drawingml/2006/main">
-              <a:graphicData uri="http://schemas.openxmlformats.org/drawingml/2006/picture">
-                <pic:pic xmlns:pic="http://schemas.openxmlformats.org/drawingml/2006/picture">
-                  <pic:nvPicPr>
-                    <pic:cNvPr id="19" name="Image 19" descr="Rio com árvores ao fundo  O conteúdo gerado por IA pode estar incorreto."/>
-                    <pic:cNvPicPr/>
-                  </pic:nvPicPr>
-                  <pic:blipFill>
-                    <a:blip r:embed="rId20" cstate="print"/>
-                    <a:stretch>
-                      <a:fillRect/>
-                    </a:stretch>
-                  </pic:blipFill>
-                  <pic:spPr>
-                    <a:xfrm>
-                      <a:off x="0" y="0"/>
-                      <a:ext cx="6468975" cy="3687127"/>
-                    </a:xfrm>
-                    <a:prstGeom prst="rect">
-                      <a:avLst/>
-                    </a:prstGeom>
-                  </pic:spPr>
-                </pic:pic>
-              </a:graphicData>
-            </a:graphic>
-          </wp:inline>
-        </w:drawing>
-      </w:r>
-    </w:p>
-    <w:p>
-      <w:pPr>
-        <w:pStyle w:val="Corpodetexto"/>
-        <w:rPr>
-          <w:sz w:val="20"/>
-        </w:rPr>
-      </w:pPr>
-    </w:p>
-    <w:p>
-      <w:pPr>
-        <w:pStyle w:val="Corpodetexto"/>
-        <w:spacing w:before="39"/>
-        <w:rPr>
-          <w:sz w:val="20"/>
-        </w:rPr>
-      </w:pPr>
-      <w:r>
-        <w:rPr>
-          <w:noProof/>
-          <w:sz w:val="20"/>
-          <w:lang w:val="pt-BR" w:eastAsia="pt-BR"/>
-        </w:rPr>
-        <w:drawing>
-          <wp:anchor distT="0" distB="0" distL="0" distR="0" simplePos="0" relativeHeight="487591424" behindDoc="1" locked="0" layoutInCell="1" allowOverlap="1">
-            <wp:simplePos x="0" y="0"/>
-            <wp:positionH relativeFrom="page">
-              <wp:posOffset>619125</wp:posOffset>
-            </wp:positionH>
-            <wp:positionV relativeFrom="paragraph">
-              <wp:posOffset>186067</wp:posOffset>
-            </wp:positionV>
-            <wp:extent cx="6470374" cy="3589020"/>
-            <wp:effectExtent l="0" t="0" r="0" b="0"/>
-            <wp:wrapTopAndBottom/>
-            <wp:docPr id="20" name="Image 20" descr="Rio com árvores ao fundo  O conteúdo gerado por IA pode estar incorreto."/>
-            <wp:cNvGraphicFramePr>
-              <a:graphicFrameLocks xmlns:a="http://schemas.openxmlformats.org/drawingml/2006/main"/>
-            </wp:cNvGraphicFramePr>
-            <a:graphic xmlns:a="http://schemas.openxmlformats.org/drawingml/2006/main">
-              <a:graphicData uri="http://schemas.openxmlformats.org/drawingml/2006/picture">
-                <pic:pic xmlns:pic="http://schemas.openxmlformats.org/drawingml/2006/picture">
-                  <pic:nvPicPr>
-                    <pic:cNvPr id="20" name="Image 20" descr="Rio com árvores ao fundo  O conteúdo gerado por IA pode estar incorreto."/>
-                    <pic:cNvPicPr/>
-                  </pic:nvPicPr>
-                  <pic:blipFill>
-                    <a:blip r:embed="rId21" cstate="print"/>
-                    <a:stretch>
-                      <a:fillRect/>
-                    </a:stretch>
-                  </pic:blipFill>
-                  <pic:spPr>
-                    <a:xfrm>
-                      <a:off x="0" y="0"/>
-                      <a:ext cx="6470374" cy="3589020"/>
-                    </a:xfrm>
-                    <a:prstGeom prst="rect">
-                      <a:avLst/>
-                    </a:prstGeom>
-                  </pic:spPr>
-                </pic:pic>
-              </a:graphicData>
-            </a:graphic>
-          </wp:anchor>
-        </w:drawing>
-      </w:r>
-    </w:p>
-    <w:p>
-      <w:pPr>
-        <w:pStyle w:val="Corpodetexto"/>
-        <w:rPr>
-          <w:sz w:val="20"/>
-        </w:rPr>
-        <w:sectPr>
-          <w:pgSz w:w="11920" w:h="17200"/>
-          <w:pgMar w:top="1580" w:right="425" w:bottom="1580" w:left="425" w:header="489" w:footer="1381" w:gutter="0"/>
-          <w:cols w:space="720"/>
-        </w:sectPr>
-      </w:pPr>
-    </w:p>
-    <w:p>
-      <w:pPr>
-        <w:pStyle w:val="Corpodetexto"/>
-        <w:spacing w:before="64"/>
-        <w:rPr>
-          <w:sz w:val="20"/>
-        </w:rPr>
-      </w:pPr>
-    </w:p>
-    <w:p>
-      <w:pPr>
-        <w:ind w:left="536"/>
-        <w:rPr>
-          <w:sz w:val="20"/>
-        </w:rPr>
-      </w:pPr>
-      <w:r>
-        <w:rPr>
-          <w:noProof/>
-          <w:sz w:val="20"/>
-          <w:lang w:val="pt-BR" w:eastAsia="pt-BR"/>
-        </w:rPr>
-        <w:drawing>
-          <wp:inline distT="0" distB="0" distL="0" distR="0">
-            <wp:extent cx="6418281" cy="4078795"/>
-            <wp:effectExtent l="0" t="0" r="0" b="0"/>
-            <wp:docPr id="21" name="Image 21"/>
-            <wp:cNvGraphicFramePr>
-              <a:graphicFrameLocks xmlns:a="http://schemas.openxmlformats.org/drawingml/2006/main"/>
-            </wp:cNvGraphicFramePr>
-            <a:graphic xmlns:a="http://schemas.openxmlformats.org/drawingml/2006/main">
-              <a:graphicData uri="http://schemas.openxmlformats.org/drawingml/2006/picture">
-                <pic:pic xmlns:pic="http://schemas.openxmlformats.org/drawingml/2006/picture">
-                  <pic:nvPicPr>
-                    <pic:cNvPr id="21" name="Image 21"/>
-                    <pic:cNvPicPr/>
-                  </pic:nvPicPr>
-                  <pic:blipFill>
-                    <a:blip r:embed="rId22" cstate="print"/>
-                    <a:stretch>
-                      <a:fillRect/>
-                    </a:stretch>
-                  </pic:blipFill>
-                  <pic:spPr>
-                    <a:xfrm>
-                      <a:off x="0" y="0"/>
-                      <a:ext cx="6418281" cy="4078795"/>
-                    </a:xfrm>
-                    <a:prstGeom prst="rect">
-                      <a:avLst/>
-                    </a:prstGeom>
-                  </pic:spPr>
-                </pic:pic>
-              </a:graphicData>
-            </a:graphic>
-          </wp:inline>
-        </w:drawing>
-      </w:r>
-    </w:p>
-    <w:p>
-      <w:pPr>
-        <w:pStyle w:val="Corpodetexto"/>
-        <w:spacing w:before="116"/>
-        <w:rPr>
-          <w:sz w:val="20"/>
-        </w:rPr>
-      </w:pPr>
-      <w:r>
-        <w:rPr>
-          <w:noProof/>
-          <w:sz w:val="20"/>
-          <w:lang w:val="pt-BR" w:eastAsia="pt-BR"/>
-        </w:rPr>
-        <w:drawing>
-          <wp:anchor distT="0" distB="0" distL="0" distR="0" simplePos="0" relativeHeight="487591936" behindDoc="1" locked="0" layoutInCell="1" allowOverlap="1">
-            <wp:simplePos x="0" y="0"/>
-            <wp:positionH relativeFrom="page">
-              <wp:posOffset>609600</wp:posOffset>
-            </wp:positionH>
-            <wp:positionV relativeFrom="paragraph">
-              <wp:posOffset>235458</wp:posOffset>
-            </wp:positionV>
-            <wp:extent cx="6367161" cy="3540442"/>
-            <wp:effectExtent l="0" t="0" r="0" b="0"/>
-            <wp:wrapTopAndBottom/>
-            <wp:docPr id="22" name="Image 22"/>
-            <wp:cNvGraphicFramePr>
-              <a:graphicFrameLocks xmlns:a="http://schemas.openxmlformats.org/drawingml/2006/main"/>
-            </wp:cNvGraphicFramePr>
-            <a:graphic xmlns:a="http://schemas.openxmlformats.org/drawingml/2006/main">
-              <a:graphicData uri="http://schemas.openxmlformats.org/drawingml/2006/picture">
-                <pic:pic xmlns:pic="http://schemas.openxmlformats.org/drawingml/2006/picture">
-                  <pic:nvPicPr>
-                    <pic:cNvPr id="22" name="Image 22"/>
-                    <pic:cNvPicPr/>
-                  </pic:nvPicPr>
-                  <pic:blipFill>
-                    <a:blip r:embed="rId23" cstate="print"/>
-                    <a:stretch>
-                      <a:fillRect/>
-                    </a:stretch>
-                  </pic:blipFill>
-                  <pic:spPr>
-                    <a:xfrm>
-                      <a:off x="0" y="0"/>
-                      <a:ext cx="6367161" cy="3540442"/>
-                    </a:xfrm>
-                    <a:prstGeom prst="rect">
-                      <a:avLst/>
-                    </a:prstGeom>
-                  </pic:spPr>
-                </pic:pic>
-              </a:graphicData>
-            </a:graphic>
-          </wp:anchor>
-        </w:drawing>
-      </w:r>
-    </w:p>
-    <w:p>
-      <w:pPr>
-        <w:pStyle w:val="Corpodetexto"/>
-        <w:rPr>
-          <w:sz w:val="20"/>
-        </w:rPr>
-        <w:sectPr>
-          <w:pgSz w:w="11920" w:h="17200"/>
-          <w:pgMar w:top="1580" w:right="425" w:bottom="1580" w:left="425" w:header="489" w:footer="1381" w:gutter="0"/>
-          <w:cols w:space="720"/>
-        </w:sectPr>
-      </w:pPr>
-    </w:p>
-    <w:p>
-      <w:pPr>
-        <w:pStyle w:val="Corpodetexto"/>
-        <w:spacing w:before="124"/>
-        <w:rPr>
-          <w:sz w:val="20"/>
-        </w:rPr>
-      </w:pPr>
-    </w:p>
-    <w:p>
-      <w:pPr>
-        <w:ind w:left="265"/>
-        <w:rPr>
-          <w:sz w:val="20"/>
-        </w:rPr>
-      </w:pPr>
-      <w:r>
-        <w:rPr>
-          <w:noProof/>
-          <w:sz w:val="20"/>
-          <w:lang w:val="pt-BR" w:eastAsia="pt-BR"/>
-        </w:rPr>
-        <w:drawing>
-          <wp:inline distT="0" distB="0" distL="0" distR="0">
-            <wp:extent cx="6452711" cy="3947541"/>
-            <wp:effectExtent l="0" t="0" r="0" b="0"/>
-            <wp:docPr id="23" name="Image 23"/>
-            <wp:cNvGraphicFramePr>
-              <a:graphicFrameLocks xmlns:a="http://schemas.openxmlformats.org/drawingml/2006/main"/>
-            </wp:cNvGraphicFramePr>
-            <a:graphic xmlns:a="http://schemas.openxmlformats.org/drawingml/2006/main">
-              <a:graphicData uri="http://schemas.openxmlformats.org/drawingml/2006/picture">
-                <pic:pic xmlns:pic="http://schemas.openxmlformats.org/drawingml/2006/picture">
-                  <pic:nvPicPr>
-                    <pic:cNvPr id="23" name="Image 23"/>
-                    <pic:cNvPicPr/>
-                  </pic:nvPicPr>
-                  <pic:blipFill>
-                    <a:blip r:embed="rId24" cstate="print"/>
-                    <a:stretch>
-                      <a:fillRect/>
-                    </a:stretch>
-                  </pic:blipFill>
-                  <pic:spPr>
-                    <a:xfrm>
-                      <a:off x="0" y="0"/>
-                      <a:ext cx="6452711" cy="3947541"/>
-                    </a:xfrm>
-                    <a:prstGeom prst="rect">
-                      <a:avLst/>
-                    </a:prstGeom>
-                  </pic:spPr>
-                </pic:pic>
-              </a:graphicData>
-            </a:graphic>
-          </wp:inline>
-        </w:drawing>
-      </w:r>
-    </w:p>
-    <w:p>
-      <w:pPr>
-        <w:pStyle w:val="Corpodetexto"/>
-        <w:rPr>
-          <w:sz w:val="20"/>
-        </w:rPr>
-      </w:pPr>
-    </w:p>
-    <w:p>
-      <w:pPr>
-        <w:pStyle w:val="Corpodetexto"/>
-        <w:spacing w:before="124"/>
-        <w:rPr>
-          <w:sz w:val="20"/>
-        </w:rPr>
-      </w:pPr>
-      <w:r>
-        <w:rPr>
-          <w:noProof/>
-          <w:sz w:val="20"/>
-          <w:lang w:val="pt-BR" w:eastAsia="pt-BR"/>
-        </w:rPr>
-        <w:drawing>
-          <wp:anchor distT="0" distB="0" distL="0" distR="0" simplePos="0" relativeHeight="487592448" behindDoc="1" locked="0" layoutInCell="1" allowOverlap="1">
-            <wp:simplePos x="0" y="0"/>
-            <wp:positionH relativeFrom="page">
-              <wp:posOffset>485775</wp:posOffset>
-            </wp:positionH>
-            <wp:positionV relativeFrom="paragraph">
-              <wp:posOffset>240042</wp:posOffset>
-            </wp:positionV>
-            <wp:extent cx="6468821" cy="3767137"/>
-            <wp:effectExtent l="0" t="0" r="0" b="0"/>
-            <wp:wrapTopAndBottom/>
-            <wp:docPr id="24" name="Image 24" descr="Desenho de uma árvore  O conteúdo gerado por IA pode estar incorreto."/>
-            <wp:cNvGraphicFramePr>
-              <a:graphicFrameLocks xmlns:a="http://schemas.openxmlformats.org/drawingml/2006/main"/>
-            </wp:cNvGraphicFramePr>
-            <a:graphic xmlns:a="http://schemas.openxmlformats.org/drawingml/2006/main">
-              <a:graphicData uri="http://schemas.openxmlformats.org/drawingml/2006/picture">
-                <pic:pic xmlns:pic="http://schemas.openxmlformats.org/drawingml/2006/picture">
-                  <pic:nvPicPr>
-                    <pic:cNvPr id="24" name="Image 24" descr="Desenho de uma árvore  O conteúdo gerado por IA pode estar incorreto."/>
-                    <pic:cNvPicPr/>
-                  </pic:nvPicPr>
-                  <pic:blipFill>
-                    <a:blip r:embed="rId25" cstate="print"/>
-                    <a:stretch>
-                      <a:fillRect/>
-                    </a:stretch>
-                  </pic:blipFill>
-                  <pic:spPr>
-                    <a:xfrm>
-                      <a:off x="0" y="0"/>
-                      <a:ext cx="6468821" cy="3767137"/>
-                    </a:xfrm>
-                    <a:prstGeom prst="rect">
-                      <a:avLst/>
-                    </a:prstGeom>
-                  </pic:spPr>
-                </pic:pic>
-              </a:graphicData>
-            </a:graphic>
-          </wp:anchor>
-        </w:drawing>
-      </w:r>
-    </w:p>
-    <w:p>
-      <w:pPr>
-        <w:pStyle w:val="Corpodetexto"/>
-        <w:rPr>
-          <w:sz w:val="20"/>
-        </w:rPr>
-        <w:sectPr>
-          <w:pgSz w:w="11920" w:h="17200"/>
-          <w:pgMar w:top="1580" w:right="425" w:bottom="1580" w:left="425" w:header="489" w:footer="1381" w:gutter="0"/>
-          <w:cols w:space="720"/>
-        </w:sectPr>
-      </w:pPr>
-    </w:p>
-    <w:p>
-      <w:pPr>
-        <w:pStyle w:val="Corpodetexto"/>
-        <w:spacing w:before="8" w:after="1"/>
-        <w:rPr>
-          <w:sz w:val="13"/>
-        </w:rPr>
-      </w:pPr>
-    </w:p>
-    <w:p>
-      <w:pPr>
-        <w:ind w:left="265"/>
-        <w:rPr>
-          <w:sz w:val="20"/>
-        </w:rPr>
-      </w:pPr>
-      <w:r>
-        <w:rPr>
-          <w:noProof/>
-          <w:sz w:val="20"/>
-          <w:lang w:val="pt-BR" w:eastAsia="pt-BR"/>
-        </w:rPr>
-        <w:drawing>
-          <wp:inline distT="0" distB="0" distL="0" distR="0">
-            <wp:extent cx="6629833" cy="3814762"/>
-            <wp:effectExtent l="0" t="0" r="0" b="0"/>
-            <wp:docPr id="25" name="Image 25" descr="Campo com árvores  O conteúdo gerado por IA pode estar incorreto."/>
-            <wp:cNvGraphicFramePr>
-              <a:graphicFrameLocks xmlns:a="http://schemas.openxmlformats.org/drawingml/2006/main"/>
-            </wp:cNvGraphicFramePr>
-            <a:graphic xmlns:a="http://schemas.openxmlformats.org/drawingml/2006/main">
-              <a:graphicData uri="http://schemas.openxmlformats.org/drawingml/2006/picture">
-                <pic:pic xmlns:pic="http://schemas.openxmlformats.org/drawingml/2006/picture">
-                  <pic:nvPicPr>
-                    <pic:cNvPr id="25" name="Image 25" descr="Campo com árvores  O conteúdo gerado por IA pode estar incorreto."/>
-                    <pic:cNvPicPr/>
-                  </pic:nvPicPr>
-                  <pic:blipFill>
-                    <a:blip r:embed="rId26" cstate="print"/>
-                    <a:stretch>
-                      <a:fillRect/>
-                    </a:stretch>
-                  </pic:blipFill>
-                  <pic:spPr>
-                    <a:xfrm>
-                      <a:off x="0" y="0"/>
-                      <a:ext cx="6629833" cy="3814762"/>
-                    </a:xfrm>
-                    <a:prstGeom prst="rect">
-                      <a:avLst/>
-                    </a:prstGeom>
-                  </pic:spPr>
-                </pic:pic>
-              </a:graphicData>
-            </a:graphic>
-          </wp:inline>
-        </w:drawing>
-      </w:r>
-    </w:p>
-    <w:p>
-      <w:pPr>
-        <w:pStyle w:val="Corpodetexto"/>
-        <w:rPr>
-          <w:sz w:val="20"/>
-        </w:rPr>
-      </w:pPr>
-    </w:p>
-    <w:p>
-      <w:pPr>
-        <w:pStyle w:val="Corpodetexto"/>
-        <w:spacing w:before="3"/>
-        <w:rPr>
-          <w:sz w:val="20"/>
-        </w:rPr>
-      </w:pPr>
-      <w:r>
-        <w:rPr>
-          <w:noProof/>
-          <w:sz w:val="20"/>
-          <w:lang w:val="pt-BR" w:eastAsia="pt-BR"/>
-        </w:rPr>
-        <w:drawing>
-          <wp:anchor distT="0" distB="0" distL="0" distR="0" simplePos="0" relativeHeight="487592960" behindDoc="1" locked="0" layoutInCell="1" allowOverlap="1">
-            <wp:simplePos x="0" y="0"/>
-            <wp:positionH relativeFrom="page">
-              <wp:posOffset>485775</wp:posOffset>
-            </wp:positionH>
-            <wp:positionV relativeFrom="paragraph">
-              <wp:posOffset>163715</wp:posOffset>
-            </wp:positionV>
-            <wp:extent cx="6584580" cy="3589020"/>
-            <wp:effectExtent l="0" t="0" r="0" b="0"/>
-            <wp:wrapTopAndBottom/>
-            <wp:docPr id="26" name="Image 26" descr="Caminhão em estrada  O conteúdo gerado por IA pode estar incorreto."/>
-            <wp:cNvGraphicFramePr>
-              <a:graphicFrameLocks xmlns:a="http://schemas.openxmlformats.org/drawingml/2006/main"/>
-            </wp:cNvGraphicFramePr>
-            <a:graphic xmlns:a="http://schemas.openxmlformats.org/drawingml/2006/main">
-              <a:graphicData uri="http://schemas.openxmlformats.org/drawingml/2006/picture">
-                <pic:pic xmlns:pic="http://schemas.openxmlformats.org/drawingml/2006/picture">
-                  <pic:nvPicPr>
-                    <pic:cNvPr id="26" name="Image 26" descr="Caminhão em estrada  O conteúdo gerado por IA pode estar incorreto."/>
-                    <pic:cNvPicPr/>
-                  </pic:nvPicPr>
-                  <pic:blipFill>
-                    <a:blip r:embed="rId27" cstate="print"/>
-                    <a:stretch>
-                      <a:fillRect/>
-                    </a:stretch>
-                  </pic:blipFill>
-                  <pic:spPr>
-                    <a:xfrm>
-                      <a:off x="0" y="0"/>
-                      <a:ext cx="6584580" cy="3589020"/>
-                    </a:xfrm>
-                    <a:prstGeom prst="rect">
-                      <a:avLst/>
-                    </a:prstGeom>
-                  </pic:spPr>
-                </pic:pic>
-              </a:graphicData>
-            </a:graphic>
-          </wp:anchor>
-        </w:drawing>
-      </w:r>
-    </w:p>
-    <w:p>
-      <w:pPr>
-        <w:pStyle w:val="Corpodetexto"/>
-        <w:rPr>
-          <w:sz w:val="20"/>
-        </w:rPr>
-        <w:sectPr>
-          <w:pgSz w:w="11920" w:h="17200"/>
-          <w:pgMar w:top="1580" w:right="425" w:bottom="1580" w:left="425" w:header="489" w:footer="1381" w:gutter="0"/>
-          <w:cols w:space="720"/>
-        </w:sectPr>
-      </w:pPr>
-    </w:p>
-    <w:p>
-      <w:pPr>
-        <w:pStyle w:val="Corpodetexto"/>
-        <w:spacing w:before="6"/>
-        <w:rPr>
-          <w:sz w:val="12"/>
-        </w:rPr>
-      </w:pPr>
-    </w:p>
-    <w:p>
-      <w:pPr>
-        <w:ind w:left="475"/>
-        <w:rPr>
-          <w:sz w:val="20"/>
-        </w:rPr>
-      </w:pPr>
-      <w:r>
-        <w:rPr>
-          <w:noProof/>
-          <w:sz w:val="20"/>
-          <w:lang w:val="pt-BR" w:eastAsia="pt-BR"/>
-        </w:rPr>
-        <w:drawing>
-          <wp:inline distT="0" distB="0" distL="0" distR="0">
-            <wp:extent cx="6321856" cy="3364706"/>
-            <wp:effectExtent l="0" t="0" r="0" b="0"/>
-            <wp:docPr id="27" name="Image 27" descr="Desenho de uma árvore  O conteúdo gerado por IA pode estar incorreto."/>
-            <wp:cNvGraphicFramePr>
-              <a:graphicFrameLocks xmlns:a="http://schemas.openxmlformats.org/drawingml/2006/main"/>
-            </wp:cNvGraphicFramePr>
-            <a:graphic xmlns:a="http://schemas.openxmlformats.org/drawingml/2006/main">
-              <a:graphicData uri="http://schemas.openxmlformats.org/drawingml/2006/picture">
-                <pic:pic xmlns:pic="http://schemas.openxmlformats.org/drawingml/2006/picture">
-                  <pic:nvPicPr>
-                    <pic:cNvPr id="27" name="Image 27" descr="Desenho de uma árvore  O conteúdo gerado por IA pode estar incorreto."/>
-                    <pic:cNvPicPr/>
-                  </pic:nvPicPr>
-                  <pic:blipFill>
-                    <a:blip r:embed="rId28" cstate="print"/>
-                    <a:stretch>
-                      <a:fillRect/>
-                    </a:stretch>
-                  </pic:blipFill>
-                  <pic:spPr>
-                    <a:xfrm>
-                      <a:off x="0" y="0"/>
-                      <a:ext cx="6321856" cy="3364706"/>
-                    </a:xfrm>
-                    <a:prstGeom prst="rect">
-                      <a:avLst/>
-                    </a:prstGeom>
-                  </pic:spPr>
-                </pic:pic>
-              </a:graphicData>
-            </a:graphic>
-          </wp:inline>
-        </w:drawing>
-      </w:r>
-    </w:p>
-    <w:p>
-      <w:pPr>
-        <w:pStyle w:val="Corpodetexto"/>
-        <w:rPr>
-          <w:sz w:val="20"/>
-        </w:rPr>
-      </w:pPr>
-    </w:p>
-    <w:p>
-      <w:pPr>
-        <w:pStyle w:val="Corpodetexto"/>
-        <w:spacing w:before="127"/>
-        <w:rPr>
-          <w:sz w:val="20"/>
-        </w:rPr>
-      </w:pPr>
-      <w:r>
-        <w:rPr>
-          <w:noProof/>
-          <w:sz w:val="20"/>
-          <w:lang w:val="pt-BR" w:eastAsia="pt-BR"/>
-        </w:rPr>
-        <w:drawing>
-          <wp:anchor distT="0" distB="0" distL="0" distR="0" simplePos="0" relativeHeight="487593472" behindDoc="1" locked="0" layoutInCell="1" allowOverlap="1">
-            <wp:simplePos x="0" y="0"/>
-            <wp:positionH relativeFrom="page">
-              <wp:posOffset>571500</wp:posOffset>
-            </wp:positionH>
-            <wp:positionV relativeFrom="paragraph">
-              <wp:posOffset>241947</wp:posOffset>
-            </wp:positionV>
-            <wp:extent cx="6269407" cy="4001642"/>
-            <wp:effectExtent l="0" t="0" r="0" b="0"/>
-            <wp:wrapTopAndBottom/>
-            <wp:docPr id="28" name="Image 28" descr="Uma imagem contendo ao ar livre, grama, homem, frente  O conteúdo gerado por IA pode estar incorreto."/>
-            <wp:cNvGraphicFramePr>
-              <a:graphicFrameLocks xmlns:a="http://schemas.openxmlformats.org/drawingml/2006/main"/>
-            </wp:cNvGraphicFramePr>
-            <a:graphic xmlns:a="http://schemas.openxmlformats.org/drawingml/2006/main">
-              <a:graphicData uri="http://schemas.openxmlformats.org/drawingml/2006/picture">
-                <pic:pic xmlns:pic="http://schemas.openxmlformats.org/drawingml/2006/picture">
-                  <pic:nvPicPr>
-                    <pic:cNvPr id="28" name="Image 28" descr="Uma imagem contendo ao ar livre, grama, homem, frente  O conteúdo gerado por IA pode estar incorreto."/>
-                    <pic:cNvPicPr/>
-                  </pic:nvPicPr>
-                  <pic:blipFill>
-                    <a:blip r:embed="rId29" cstate="print"/>
-                    <a:stretch>
-                      <a:fillRect/>
-                    </a:stretch>
-                  </pic:blipFill>
-                  <pic:spPr>
-                    <a:xfrm>
-                      <a:off x="0" y="0"/>
-                      <a:ext cx="6269407" cy="4001642"/>
-                    </a:xfrm>
-                    <a:prstGeom prst="rect">
-                      <a:avLst/>
-                    </a:prstGeom>
-                  </pic:spPr>
-                </pic:pic>
-              </a:graphicData>
-            </a:graphic>
-          </wp:anchor>
-        </w:drawing>
-      </w:r>
-    </w:p>
-    <w:p>
-      <w:pPr>
-        <w:pStyle w:val="Corpodetexto"/>
-        <w:rPr>
-          <w:sz w:val="20"/>
-        </w:rPr>
-        <w:sectPr>
-          <w:pgSz w:w="11920" w:h="17200"/>
-          <w:pgMar w:top="1580" w:right="425" w:bottom="1580" w:left="425" w:header="489" w:footer="1381" w:gutter="0"/>
-          <w:cols w:space="720"/>
-        </w:sectPr>
-      </w:pPr>
-    </w:p>
-    <w:p>
-      <w:pPr>
-        <w:pStyle w:val="Corpodetexto"/>
-        <w:rPr>
-          <w:sz w:val="20"/>
-        </w:rPr>
-      </w:pPr>
-    </w:p>
-    <w:p>
-      <w:pPr>
-        <w:pStyle w:val="Corpodetexto"/>
-        <w:spacing w:before="14"/>
-        <w:rPr>
-          <w:sz w:val="20"/>
-        </w:rPr>
-      </w:pPr>
-    </w:p>
-    <w:p>
-      <w:pPr>
-        <w:ind w:left="939"/>
-        <w:rPr>
-          <w:sz w:val="20"/>
-        </w:rPr>
-      </w:pPr>
-      <w:r>
-        <w:rPr>
-          <w:noProof/>
-          <w:sz w:val="20"/>
-          <w:lang w:val="pt-BR" w:eastAsia="pt-BR"/>
-        </w:rPr>
-        <w:drawing>
-          <wp:inline distT="0" distB="0" distL="0" distR="0">
-            <wp:extent cx="6250102" cy="3576923"/>
-            <wp:effectExtent l="0" t="0" r="0" b="0"/>
-            <wp:docPr id="29" name="Image 29" descr="Campo com árvores  O conteúdo gerado por IA pode estar incorreto."/>
-            <wp:cNvGraphicFramePr>
-              <a:graphicFrameLocks xmlns:a="http://schemas.openxmlformats.org/drawingml/2006/main"/>
-            </wp:cNvGraphicFramePr>
-            <a:graphic xmlns:a="http://schemas.openxmlformats.org/drawingml/2006/main">
-              <a:graphicData uri="http://schemas.openxmlformats.org/drawingml/2006/picture">
-                <pic:pic xmlns:pic="http://schemas.openxmlformats.org/drawingml/2006/picture">
-                  <pic:nvPicPr>
-                    <pic:cNvPr id="29" name="Image 29" descr="Campo com árvores  O conteúdo gerado por IA pode estar incorreto."/>
-                    <pic:cNvPicPr/>
-                  </pic:nvPicPr>
-                  <pic:blipFill>
-                    <a:blip r:embed="rId30" cstate="print"/>
-                    <a:stretch>
-                      <a:fillRect/>
-                    </a:stretch>
-                  </pic:blipFill>
-                  <pic:spPr>
-                    <a:xfrm>
-                      <a:off x="0" y="0"/>
-                      <a:ext cx="6250102" cy="3576923"/>
-                    </a:xfrm>
-                    <a:prstGeom prst="rect">
-                      <a:avLst/>
-                    </a:prstGeom>
-                  </pic:spPr>
-                </pic:pic>
-              </a:graphicData>
-            </a:graphic>
-          </wp:inline>
-        </w:drawing>
-      </w:r>
-    </w:p>
-    <w:p>
-      <w:pPr>
-        <w:pStyle w:val="Corpodetexto"/>
-        <w:rPr>
-          <w:sz w:val="20"/>
-        </w:rPr>
-      </w:pPr>
-    </w:p>
-    <w:p>
-      <w:pPr>
-        <w:pStyle w:val="Corpodetexto"/>
-        <w:rPr>
-          <w:sz w:val="20"/>
-        </w:rPr>
-      </w:pPr>
-    </w:p>
-    <w:p>
-      <w:pPr>
-        <w:pStyle w:val="Corpodetexto"/>
-        <w:rPr>
-          <w:sz w:val="20"/>
-        </w:rPr>
-      </w:pPr>
-    </w:p>
-    <w:p>
-      <w:pPr>
-        <w:pStyle w:val="Corpodetexto"/>
-        <w:spacing w:before="53"/>
-        <w:rPr>
-          <w:sz w:val="20"/>
-        </w:rPr>
-      </w:pPr>
-      <w:r>
-        <w:rPr>
-          <w:noProof/>
-          <w:sz w:val="20"/>
-          <w:lang w:val="pt-BR" w:eastAsia="pt-BR"/>
-        </w:rPr>
-        <w:drawing>
-          <wp:anchor distT="0" distB="0" distL="0" distR="0" simplePos="0" relativeHeight="487593984" behindDoc="1" locked="0" layoutInCell="1" allowOverlap="1">
-            <wp:simplePos x="0" y="0"/>
-            <wp:positionH relativeFrom="page">
-              <wp:posOffset>914400</wp:posOffset>
-            </wp:positionH>
-            <wp:positionV relativeFrom="paragraph">
-              <wp:posOffset>194982</wp:posOffset>
-            </wp:positionV>
-            <wp:extent cx="6160642" cy="3734180"/>
-            <wp:effectExtent l="0" t="0" r="0" b="0"/>
-            <wp:wrapTopAndBottom/>
-            <wp:docPr id="30" name="Image 30" descr="Vista de cima de campo e montanhas  O conteúdo gerado por IA pode estar incorreto."/>
-            <wp:cNvGraphicFramePr>
-              <a:graphicFrameLocks xmlns:a="http://schemas.openxmlformats.org/drawingml/2006/main"/>
-            </wp:cNvGraphicFramePr>
-            <a:graphic xmlns:a="http://schemas.openxmlformats.org/drawingml/2006/main">
-              <a:graphicData uri="http://schemas.openxmlformats.org/drawingml/2006/picture">
-                <pic:pic xmlns:pic="http://schemas.openxmlformats.org/drawingml/2006/picture">
-                  <pic:nvPicPr>
-                    <pic:cNvPr id="30" name="Image 30" descr="Vista de cima de campo e montanhas  O conteúdo gerado por IA pode estar incorreto."/>
-                    <pic:cNvPicPr/>
-                  </pic:nvPicPr>
-                  <pic:blipFill>
-                    <a:blip r:embed="rId31" cstate="print"/>
-                    <a:stretch>
-                      <a:fillRect/>
-                    </a:stretch>
-                  </pic:blipFill>
-                  <pic:spPr>
-                    <a:xfrm>
-                      <a:off x="0" y="0"/>
-                      <a:ext cx="6160642" cy="3734180"/>
-                    </a:xfrm>
-                    <a:prstGeom prst="rect">
-                      <a:avLst/>
-                    </a:prstGeom>
-                  </pic:spPr>
-                </pic:pic>
-              </a:graphicData>
-            </a:graphic>
-          </wp:anchor>
-        </w:drawing>
-      </w:r>
     </w:p>
     <w:sectPr>
+      <w:headerReference w:type="default" r:id="rId11"/>
+      <w:footerReference w:type="default" r:id="rId12"/>
       <w:pgSz w:w="11920" w:h="17200"/>
       <w:pgMar w:top="1580" w:right="425" w:bottom="1580" w:left="425" w:header="489" w:footer="1381" w:gutter="0"/>
       <w:cols w:space="720"/>
@@ -6787,7 +5143,7 @@
 </file>
 
 <file path=word/endnotes.xml><?xml version="1.0" encoding="utf-8"?>
-<w:endnotes xmlns:wpc="http://schemas.microsoft.com/office/word/2010/wordprocessingCanvas" xmlns:cx="http://schemas.microsoft.com/office/drawing/2014/chartex" xmlns:cx1="http://schemas.microsoft.com/office/drawing/2015/9/8/chartex" xmlns:cx2="http://schemas.microsoft.com/office/drawing/2015/10/21/chartex" xmlns:cx3="http://schemas.microsoft.com/office/drawing/2016/5/9/chartex" xmlns:cx4="http://schemas.microsoft.com/office/drawing/2016/5/10/chartex" xmlns:cx5="http://schemas.microsoft.com/office/drawing/2016/5/11/chartex" xmlns:cx6="http://schemas.microsoft.com/office/drawing/2016/5/12/chartex" xmlns:cx7="http://schemas.microsoft.com/office/drawing/2016/5/13/chartex" xmlns:cx8="http://schemas.microsoft.com/office/drawing/2016/5/14/chartex" xmlns:mc="http://schemas.openxmlformats.org/markup-compatibility/2006" xmlns:aink="http://schemas.microsoft.com/office/drawing/2016/ink" xmlns:am3d="http://schemas.microsoft.com/office/drawing/2017/model3d" xmlns:o="urn:schemas-microsoft-com:office:office" xmlns:r="http://schemas.openxmlformats.org/officeDocument/2006/relationships" xmlns:m="http://schemas.openxmlformats.org/officeDocument/2006/math" xmlns:v="urn:schemas-microsoft-com:vml" xmlns:wp14="http://schemas.microsoft.com/office/word/2010/wordprocessingDrawing" xmlns:wp="http://schemas.openxmlformats.org/drawingml/2006/wordprocessingDrawing" xmlns:w10="urn:schemas-microsoft-com:office:word" xmlns:w="http://schemas.openxmlformats.org/wordprocessingml/2006/main" xmlns:w14="http://schemas.microsoft.com/office/word/2010/wordml" xmlns:w15="http://schemas.microsoft.com/office/word/2012/wordml" xmlns:w16cid="http://schemas.microsoft.com/office/word/2016/wordml/cid" xmlns:w16se="http://schemas.microsoft.com/office/word/2015/wordml/symex" xmlns:wpg="http://schemas.microsoft.com/office/word/2010/wordprocessingGroup" xmlns:wpi="http://schemas.microsoft.com/office/word/2010/wordprocessingInk" xmlns:wne="http://schemas.microsoft.com/office/word/2006/wordml" xmlns:wps="http://schemas.microsoft.com/office/word/2010/wordprocessingShape" mc:Ignorable="w14 w15 w16se w16cid wp14">
+<w:endnotes xmlns:wpc="http://schemas.microsoft.com/office/word/2010/wordprocessingCanvas" xmlns:cx="http://schemas.microsoft.com/office/drawing/2014/chartex" xmlns:cx1="http://schemas.microsoft.com/office/drawing/2015/9/8/chartex" xmlns:cx2="http://schemas.microsoft.com/office/drawing/2015/10/21/chartex" xmlns:cx3="http://schemas.microsoft.com/office/drawing/2016/5/9/chartex" xmlns:cx4="http://schemas.microsoft.com/office/drawing/2016/5/10/chartex" xmlns:cx5="http://schemas.microsoft.com/office/drawing/2016/5/11/chartex" xmlns:cx6="http://schemas.microsoft.com/office/drawing/2016/5/12/chartex" xmlns:cx7="http://schemas.microsoft.com/office/drawing/2016/5/13/chartex" xmlns:cx8="http://schemas.microsoft.com/office/drawing/2016/5/14/chartex" xmlns:mc="http://schemas.openxmlformats.org/markup-compatibility/2006" xmlns:aink="http://schemas.microsoft.com/office/drawing/2016/ink" xmlns:am3d="http://schemas.microsoft.com/office/drawing/2017/model3d" xmlns:o="urn:schemas-microsoft-com:office:office" xmlns:oel="http://schemas.microsoft.com/office/2019/extlst" xmlns:r="http://schemas.openxmlformats.org/officeDocument/2006/relationships" xmlns:m="http://schemas.openxmlformats.org/officeDocument/2006/math" xmlns:v="urn:schemas-microsoft-com:vml" xmlns:wp14="http://schemas.microsoft.com/office/word/2010/wordprocessingDrawing" xmlns:wp="http://schemas.openxmlformats.org/drawingml/2006/wordprocessingDrawing" xmlns:w10="urn:schemas-microsoft-com:office:word" xmlns:w="http://schemas.openxmlformats.org/wordprocessingml/2006/main" xmlns:w14="http://schemas.microsoft.com/office/word/2010/wordml" xmlns:w15="http://schemas.microsoft.com/office/word/2012/wordml" xmlns:w16cei="http://schemas.microsoft.com/office/word/2026/wordml/cei" xmlns:w16cex="http://schemas.microsoft.com/office/word/2018/wordml/cex" xmlns:w16cid="http://schemas.microsoft.com/office/word/2016/wordml/cid" xmlns:w16="http://schemas.microsoft.com/office/word/2018/wordml" xmlns:w16du="http://schemas.microsoft.com/office/word/2023/wordml/word16du" xmlns:w16sdtdh="http://schemas.microsoft.com/office/word/2020/wordml/sdtdatahash" xmlns:w16sdtfl="http://schemas.microsoft.com/office/word/2024/wordml/sdtformatlock" xmlns:w16se="http://schemas.microsoft.com/office/word/2015/wordml/symex" xmlns:wpg="http://schemas.microsoft.com/office/word/2010/wordprocessingGroup" xmlns:wpi="http://schemas.microsoft.com/office/word/2010/wordprocessingInk" xmlns:wne="http://schemas.microsoft.com/office/word/2006/wordml" xmlns:wps="http://schemas.microsoft.com/office/word/2010/wordprocessingShape" mc:Ignorable="w14 w15 w16se w16cid w16 w16cex w16sdtdh w16sdtfl w16du wp14">
   <w:endnote w:type="separator" w:id="-1">
     <w:p>
       <w:r>
@@ -6806,10 +5162,139 @@
 </file>
 
 <file path=word/footer1.xml><?xml version="1.0" encoding="utf-8"?>
-<w:ftr xmlns:wpc="http://schemas.microsoft.com/office/word/2010/wordprocessingCanvas" xmlns:cx="http://schemas.microsoft.com/office/drawing/2014/chartex" xmlns:cx1="http://schemas.microsoft.com/office/drawing/2015/9/8/chartex" xmlns:cx2="http://schemas.microsoft.com/office/drawing/2015/10/21/chartex" xmlns:cx3="http://schemas.microsoft.com/office/drawing/2016/5/9/chartex" xmlns:cx4="http://schemas.microsoft.com/office/drawing/2016/5/10/chartex" xmlns:cx5="http://schemas.microsoft.com/office/drawing/2016/5/11/chartex" xmlns:cx6="http://schemas.microsoft.com/office/drawing/2016/5/12/chartex" xmlns:cx7="http://schemas.microsoft.com/office/drawing/2016/5/13/chartex" xmlns:cx8="http://schemas.microsoft.com/office/drawing/2016/5/14/chartex" xmlns:mc="http://schemas.openxmlformats.org/markup-compatibility/2006" xmlns:aink="http://schemas.microsoft.com/office/drawing/2016/ink" xmlns:am3d="http://schemas.microsoft.com/office/drawing/2017/model3d" xmlns:o="urn:schemas-microsoft-com:office:office" xmlns:r="http://schemas.openxmlformats.org/officeDocument/2006/relationships" xmlns:m="http://schemas.openxmlformats.org/officeDocument/2006/math" xmlns:v="urn:schemas-microsoft-com:vml" xmlns:wp14="http://schemas.microsoft.com/office/word/2010/wordprocessingDrawing" xmlns:wp="http://schemas.openxmlformats.org/drawingml/2006/wordprocessingDrawing" xmlns:w10="urn:schemas-microsoft-com:office:word" xmlns:w="http://schemas.openxmlformats.org/wordprocessingml/2006/main" xmlns:w14="http://schemas.microsoft.com/office/word/2010/wordml" xmlns:w15="http://schemas.microsoft.com/office/word/2012/wordml" xmlns:w16cid="http://schemas.microsoft.com/office/word/2016/wordml/cid" xmlns:w16se="http://schemas.microsoft.com/office/word/2015/wordml/symex" xmlns:wpg="http://schemas.microsoft.com/office/word/2010/wordprocessingGroup" xmlns:wpi="http://schemas.microsoft.com/office/word/2010/wordprocessingInk" xmlns:wne="http://schemas.microsoft.com/office/word/2006/wordml" xmlns:wps="http://schemas.microsoft.com/office/word/2010/wordprocessingShape" mc:Ignorable="w14 w15 w16se w16cid wp14">
+<w:ftr xmlns:wpc="http://schemas.microsoft.com/office/word/2010/wordprocessingCanvas" xmlns:cx="http://schemas.microsoft.com/office/drawing/2014/chartex" xmlns:cx1="http://schemas.microsoft.com/office/drawing/2015/9/8/chartex" xmlns:cx2="http://schemas.microsoft.com/office/drawing/2015/10/21/chartex" xmlns:cx3="http://schemas.microsoft.com/office/drawing/2016/5/9/chartex" xmlns:cx4="http://schemas.microsoft.com/office/drawing/2016/5/10/chartex" xmlns:cx5="http://schemas.microsoft.com/office/drawing/2016/5/11/chartex" xmlns:cx6="http://schemas.microsoft.com/office/drawing/2016/5/12/chartex" xmlns:cx7="http://schemas.microsoft.com/office/drawing/2016/5/13/chartex" xmlns:cx8="http://schemas.microsoft.com/office/drawing/2016/5/14/chartex" xmlns:mc="http://schemas.openxmlformats.org/markup-compatibility/2006" xmlns:aink="http://schemas.microsoft.com/office/drawing/2016/ink" xmlns:am3d="http://schemas.microsoft.com/office/drawing/2017/model3d" xmlns:o="urn:schemas-microsoft-com:office:office" xmlns:oel="http://schemas.microsoft.com/office/2019/extlst" xmlns:r="http://schemas.openxmlformats.org/officeDocument/2006/relationships" xmlns:m="http://schemas.openxmlformats.org/officeDocument/2006/math" xmlns:v="urn:schemas-microsoft-com:vml" xmlns:wp14="http://schemas.microsoft.com/office/word/2010/wordprocessingDrawing" xmlns:wp="http://schemas.openxmlformats.org/drawingml/2006/wordprocessingDrawing" xmlns:w10="urn:schemas-microsoft-com:office:word" xmlns:w="http://schemas.openxmlformats.org/wordprocessingml/2006/main" xmlns:w14="http://schemas.microsoft.com/office/word/2010/wordml" xmlns:w15="http://schemas.microsoft.com/office/word/2012/wordml" xmlns:w16cei="http://schemas.microsoft.com/office/word/2026/wordml/cei" xmlns:w16cex="http://schemas.microsoft.com/office/word/2018/wordml/cex" xmlns:w16cid="http://schemas.microsoft.com/office/word/2016/wordml/cid" xmlns:w16="http://schemas.microsoft.com/office/word/2018/wordml" xmlns:w16du="http://schemas.microsoft.com/office/word/2023/wordml/word16du" xmlns:w16sdtdh="http://schemas.microsoft.com/office/word/2020/wordml/sdtdatahash" xmlns:w16sdtfl="http://schemas.microsoft.com/office/word/2024/wordml/sdtformatlock" xmlns:w16se="http://schemas.microsoft.com/office/word/2015/wordml/symex" xmlns:wpg="http://schemas.microsoft.com/office/word/2010/wordprocessingGroup" xmlns:wpi="http://schemas.microsoft.com/office/word/2010/wordprocessingInk" xmlns:wne="http://schemas.microsoft.com/office/word/2006/wordml" xmlns:wps="http://schemas.microsoft.com/office/word/2010/wordprocessingShape" mc:Ignorable="w14 w15 w16se w16cid w16 w16cex w16sdtdh w16sdtfl w16du wp14">
   <w:p>
     <w:pPr>
-      <w:pStyle w:val="Corpodetexto"/>
+      <w:pStyle w:val="Footer"/>
+    </w:pPr>
+    <w:r>
+      <w:rPr>
+        <w:noProof/>
+      </w:rPr>
+      <mc:AlternateContent>
+        <mc:Choice Requires="wps">
+          <w:drawing>
+            <wp:anchor distT="0" distB="0" distL="0" distR="0" simplePos="0" relativeHeight="487477760" behindDoc="0" locked="0" layoutInCell="1" allowOverlap="1" wp14:anchorId="47D5051E" wp14:editId="0AEC0E04">
+              <wp:simplePos x="635" y="635"/>
+              <wp:positionH relativeFrom="page">
+                <wp:align>center</wp:align>
+              </wp:positionH>
+              <wp:positionV relativeFrom="page">
+                <wp:align>bottom</wp:align>
+              </wp:positionV>
+              <wp:extent cx="1320800" cy="345440"/>
+              <wp:effectExtent l="0" t="0" r="12700" b="0"/>
+              <wp:wrapNone/>
+              <wp:docPr id="1997132723" name="Text Box 4" descr="Classified - Confidential">
+                <a:extLst xmlns:a="http://schemas.openxmlformats.org/drawingml/2006/main">
+                  <a:ext uri="{5AE41FA2-C0FF-4470-9BD4-5FADCA87CBE2}">
+                    <aclsh:classification xmlns:aclsh="http://schemas.microsoft.com/office/drawing/2020/classificationShape" classificationOutcomeType="ftr"/>
+                  </a:ext>
+                </a:extLst>
+              </wp:docPr>
+              <wp:cNvGraphicFramePr/>
+              <a:graphic xmlns:a="http://schemas.openxmlformats.org/drawingml/2006/main">
+                <a:graphicData uri="http://schemas.microsoft.com/office/word/2010/wordprocessingShape">
+                  <wps:wsp>
+                    <wps:cNvSpPr txBox="1"/>
+                    <wps:spPr>
+                      <a:xfrm>
+                        <a:off x="0" y="0"/>
+                        <a:ext cx="1320800" cy="345440"/>
+                      </a:xfrm>
+                      <a:prstGeom prst="rect">
+                        <a:avLst/>
+                      </a:prstGeom>
+                      <a:noFill/>
+                      <a:ln>
+                        <a:noFill/>
+                      </a:ln>
+                    </wps:spPr>
+                    <wps:txbx>
+                      <w:txbxContent>
+                        <w:p>
+                          <w:pPr>
+                            <w:rPr>
+                              <w:rFonts w:ascii="Aptos" w:eastAsia="Aptos" w:hAnsi="Aptos" w:cs="Aptos"/>
+                              <w:noProof/>
+                              <w:color w:val="000000"/>
+                              <w:sz w:val="20"/>
+                              <w:szCs w:val="20"/>
+                            </w:rPr>
+                          </w:pPr>
+                          <w:r>
+                            <w:rPr>
+                              <w:rFonts w:ascii="Aptos" w:eastAsia="Aptos" w:hAnsi="Aptos" w:cs="Aptos"/>
+                              <w:noProof/>
+                              <w:color w:val="000000"/>
+                              <w:sz w:val="20"/>
+                              <w:szCs w:val="20"/>
+                            </w:rPr>
+                            <w:t>Classified - Confidential</w:t>
+                          </w:r>
+                        </w:p>
+                      </w:txbxContent>
+                    </wps:txbx>
+                    <wps:bodyPr rot="0" spcFirstLastPara="0" vertOverflow="overflow" horzOverflow="overflow" vert="horz" wrap="none" lIns="0" tIns="0" rIns="0" bIns="190500" numCol="1" spcCol="0" rtlCol="0" fromWordArt="0" anchor="b" anchorCtr="0" forceAA="0" compatLnSpc="1">
+                      <a:prstTxWarp prst="textNoShape">
+                        <a:avLst/>
+                      </a:prstTxWarp>
+                      <a:spAutoFit/>
+                    </wps:bodyPr>
+                  </wps:wsp>
+                </a:graphicData>
+              </a:graphic>
+            </wp:anchor>
+          </w:drawing>
+        </mc:Choice>
+        <mc:Fallback>
+          <w:pict>
+            <v:shapetype w14:anchorId="47D5051E" id="_x0000_t202" coordsize="21600,21600" o:spt="202" path="m,l,21600r21600,l21600,xe">
+              <v:stroke joinstyle="miter"/>
+              <v:path gradientshapeok="t" o:connecttype="rect"/>
+            </v:shapetype>
+            <v:shape id="Text Box 4" o:spid="_x0000_s1026" type="#_x0000_t202" alt="Classified - Confidential" style="position:absolute;margin-left:0;margin-top:0;width:104pt;height:27.2pt;z-index:487477760;visibility:visible;mso-wrap-style:none;mso-wrap-distance-left:0;mso-wrap-distance-top:0;mso-wrap-distance-right:0;mso-wrap-distance-bottom:0;mso-position-horizontal:center;mso-position-horizontal-relative:page;mso-position-vertical:bottom;mso-position-vertical-relative:page;v-text-anchor:bottom" o:gfxdata="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" filled="f" stroked="f">
+              <v:fill o:detectmouseclick="t"/>
+              <v:textbox style="mso-fit-shape-to-text:t" inset="0,0,0,15pt">
+                <w:txbxContent>
+                  <w:p>
+                    <w:pPr>
+                      <w:rPr>
+                        <w:rFonts w:ascii="Aptos" w:eastAsia="Aptos" w:hAnsi="Aptos" w:cs="Aptos"/>
+                        <w:noProof/>
+                        <w:color w:val="000000"/>
+                        <w:sz w:val="20"/>
+                        <w:szCs w:val="20"/>
+                      </w:rPr>
+                    </w:pPr>
+                    <w:r>
+                      <w:rPr>
+                        <w:rFonts w:ascii="Aptos" w:eastAsia="Aptos" w:hAnsi="Aptos" w:cs="Aptos"/>
+                        <w:noProof/>
+                        <w:color w:val="000000"/>
+                        <w:sz w:val="20"/>
+                        <w:szCs w:val="20"/>
+                      </w:rPr>
+                      <w:t>Classified - Confidential</w:t>
+                    </w:r>
+                  </w:p>
+                </w:txbxContent>
+              </v:textbox>
+              <w10:wrap anchorx="page" anchory="page"/>
+            </v:shape>
+          </w:pict>
+        </mc:Fallback>
+      </mc:AlternateContent>
+    </w:r>
+  </w:p>
+</w:ftr>
+</file>
+
+<file path=word/footer2.xml><?xml version="1.0" encoding="utf-8"?>
+<w:ftr xmlns:wpc="http://schemas.microsoft.com/office/word/2010/wordprocessingCanvas" xmlns:cx="http://schemas.microsoft.com/office/drawing/2014/chartex" xmlns:cx1="http://schemas.microsoft.com/office/drawing/2015/9/8/chartex" xmlns:cx2="http://schemas.microsoft.com/office/drawing/2015/10/21/chartex" xmlns:cx3="http://schemas.microsoft.com/office/drawing/2016/5/9/chartex" xmlns:cx4="http://schemas.microsoft.com/office/drawing/2016/5/10/chartex" xmlns:cx5="http://schemas.microsoft.com/office/drawing/2016/5/11/chartex" xmlns:cx6="http://schemas.microsoft.com/office/drawing/2016/5/12/chartex" xmlns:cx7="http://schemas.microsoft.com/office/drawing/2016/5/13/chartex" xmlns:cx8="http://schemas.microsoft.com/office/drawing/2016/5/14/chartex" xmlns:mc="http://schemas.openxmlformats.org/markup-compatibility/2006" xmlns:aink="http://schemas.microsoft.com/office/drawing/2016/ink" xmlns:am3d="http://schemas.microsoft.com/office/drawing/2017/model3d" xmlns:o="urn:schemas-microsoft-com:office:office" xmlns:oel="http://schemas.microsoft.com/office/2019/extlst" xmlns:r="http://schemas.openxmlformats.org/officeDocument/2006/relationships" xmlns:m="http://schemas.openxmlformats.org/officeDocument/2006/math" xmlns:v="urn:schemas-microsoft-com:vml" xmlns:wp14="http://schemas.microsoft.com/office/word/2010/wordprocessingDrawing" xmlns:wp="http://schemas.openxmlformats.org/drawingml/2006/wordprocessingDrawing" xmlns:w10="urn:schemas-microsoft-com:office:word" xmlns:w="http://schemas.openxmlformats.org/wordprocessingml/2006/main" xmlns:w14="http://schemas.microsoft.com/office/word/2010/wordml" xmlns:w15="http://schemas.microsoft.com/office/word/2012/wordml" xmlns:w16cei="http://schemas.microsoft.com/office/word/2026/wordml/cei" xmlns:w16cex="http://schemas.microsoft.com/office/word/2018/wordml/cex" xmlns:w16cid="http://schemas.microsoft.com/office/word/2016/wordml/cid" xmlns:w16="http://schemas.microsoft.com/office/word/2018/wordml" xmlns:w16du="http://schemas.microsoft.com/office/word/2023/wordml/word16du" xmlns:w16sdtdh="http://schemas.microsoft.com/office/word/2020/wordml/sdtdatahash" xmlns:w16sdtfl="http://schemas.microsoft.com/office/word/2024/wordml/sdtformatlock" xmlns:w16se="http://schemas.microsoft.com/office/word/2015/wordml/symex" xmlns:wpg="http://schemas.microsoft.com/office/word/2010/wordprocessingGroup" xmlns:wpi="http://schemas.microsoft.com/office/word/2010/wordprocessingInk" xmlns:wne="http://schemas.microsoft.com/office/word/2006/wordml" xmlns:wps="http://schemas.microsoft.com/office/word/2010/wordprocessingShape" mc:Ignorable="w14 w15 w16se w16cid w16 w16cex w16sdtdh w16sdtfl w16du wp14">
+  <w:p>
+    <w:pPr>
+      <w:pStyle w:val="BodyText"/>
       <w:spacing w:line="14" w:lineRule="auto"/>
       <w:rPr>
         <w:sz w:val="20"/>
@@ -6824,7 +5309,128 @@
       <mc:AlternateContent>
         <mc:Choice Requires="wps">
           <w:drawing>
-            <wp:anchor distT="0" distB="0" distL="0" distR="0" simplePos="0" relativeHeight="487475712" behindDoc="1" locked="0" layoutInCell="1" allowOverlap="1">
+            <wp:anchor distT="0" distB="0" distL="0" distR="0" simplePos="0" relativeHeight="487478784" behindDoc="0" locked="0" layoutInCell="1" allowOverlap="1" wp14:anchorId="68CAF45E" wp14:editId="7BA67302">
+              <wp:simplePos x="266700" y="10182225"/>
+              <wp:positionH relativeFrom="page">
+                <wp:align>center</wp:align>
+              </wp:positionH>
+              <wp:positionV relativeFrom="page">
+                <wp:align>bottom</wp:align>
+              </wp:positionV>
+              <wp:extent cx="1320800" cy="345440"/>
+              <wp:effectExtent l="0" t="0" r="12700" b="0"/>
+              <wp:wrapNone/>
+              <wp:docPr id="1101388588" name="Text Box 5" descr="Classified - Confidential">
+                <a:extLst xmlns:a="http://schemas.openxmlformats.org/drawingml/2006/main">
+                  <a:ext uri="{5AE41FA2-C0FF-4470-9BD4-5FADCA87CBE2}">
+                    <aclsh:classification xmlns:aclsh="http://schemas.microsoft.com/office/drawing/2020/classificationShape" classificationOutcomeType="ftr"/>
+                  </a:ext>
+                </a:extLst>
+              </wp:docPr>
+              <wp:cNvGraphicFramePr/>
+              <a:graphic xmlns:a="http://schemas.openxmlformats.org/drawingml/2006/main">
+                <a:graphicData uri="http://schemas.microsoft.com/office/word/2010/wordprocessingShape">
+                  <wps:wsp>
+                    <wps:cNvSpPr txBox="1"/>
+                    <wps:spPr>
+                      <a:xfrm>
+                        <a:off x="0" y="0"/>
+                        <a:ext cx="1320800" cy="345440"/>
+                      </a:xfrm>
+                      <a:prstGeom prst="rect">
+                        <a:avLst/>
+                      </a:prstGeom>
+                      <a:noFill/>
+                      <a:ln>
+                        <a:noFill/>
+                      </a:ln>
+                    </wps:spPr>
+                    <wps:txbx>
+                      <w:txbxContent>
+                        <w:p>
+                          <w:pPr>
+                            <w:rPr>
+                              <w:rFonts w:ascii="Aptos" w:eastAsia="Aptos" w:hAnsi="Aptos" w:cs="Aptos"/>
+                              <w:noProof/>
+                              <w:color w:val="000000"/>
+                              <w:sz w:val="20"/>
+                              <w:szCs w:val="20"/>
+                            </w:rPr>
+                          </w:pPr>
+                          <w:r>
+                            <w:rPr>
+                              <w:rFonts w:ascii="Aptos" w:eastAsia="Aptos" w:hAnsi="Aptos" w:cs="Aptos"/>
+                              <w:noProof/>
+                              <w:color w:val="000000"/>
+                              <w:sz w:val="20"/>
+                              <w:szCs w:val="20"/>
+                            </w:rPr>
+                            <w:t>Classified - Confidential</w:t>
+                          </w:r>
+                        </w:p>
+                      </w:txbxContent>
+                    </wps:txbx>
+                    <wps:bodyPr rot="0" spcFirstLastPara="0" vertOverflow="overflow" horzOverflow="overflow" vert="horz" wrap="none" lIns="0" tIns="0" rIns="0" bIns="190500" numCol="1" spcCol="0" rtlCol="0" fromWordArt="0" anchor="b" anchorCtr="0" forceAA="0" compatLnSpc="1">
+                      <a:prstTxWarp prst="textNoShape">
+                        <a:avLst/>
+                      </a:prstTxWarp>
+                      <a:spAutoFit/>
+                    </wps:bodyPr>
+                  </wps:wsp>
+                </a:graphicData>
+              </a:graphic>
+            </wp:anchor>
+          </w:drawing>
+        </mc:Choice>
+        <mc:Fallback>
+          <w:pict>
+            <v:shapetype w14:anchorId="68CAF45E" id="_x0000_t202" coordsize="21600,21600" o:spt="202" path="m,l,21600r21600,l21600,xe">
+              <v:stroke joinstyle="miter"/>
+              <v:path gradientshapeok="t" o:connecttype="rect"/>
+            </v:shapetype>
+            <v:shape id="Text Box 5" o:spid="_x0000_s1027" type="#_x0000_t202" alt="Classified - Confidential" style="position:absolute;margin-left:0;margin-top:0;width:104pt;height:27.2pt;z-index:487478784;visibility:visible;mso-wrap-style:none;mso-wrap-distance-left:0;mso-wrap-distance-top:0;mso-wrap-distance-right:0;mso-wrap-distance-bottom:0;mso-position-horizontal:center;mso-position-horizontal-relative:page;mso-position-vertical:bottom;mso-position-vertical-relative:page;v-text-anchor:bottom" o:gfxdata="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" filled="f" stroked="f">
+              <v:fill o:detectmouseclick="t"/>
+              <v:textbox style="mso-fit-shape-to-text:t" inset="0,0,0,15pt">
+                <w:txbxContent>
+                  <w:p>
+                    <w:pPr>
+                      <w:rPr>
+                        <w:rFonts w:ascii="Aptos" w:eastAsia="Aptos" w:hAnsi="Aptos" w:cs="Aptos"/>
+                        <w:noProof/>
+                        <w:color w:val="000000"/>
+                        <w:sz w:val="20"/>
+                        <w:szCs w:val="20"/>
+                      </w:rPr>
+                    </w:pPr>
+                    <w:r>
+                      <w:rPr>
+                        <w:rFonts w:ascii="Aptos" w:eastAsia="Aptos" w:hAnsi="Aptos" w:cs="Aptos"/>
+                        <w:noProof/>
+                        <w:color w:val="000000"/>
+                        <w:sz w:val="20"/>
+                        <w:szCs w:val="20"/>
+                      </w:rPr>
+                      <w:t>Classified - Confidential</w:t>
+                    </w:r>
+                  </w:p>
+                </w:txbxContent>
+              </v:textbox>
+              <w10:wrap anchorx="page" anchory="page"/>
+            </v:shape>
+          </w:pict>
+        </mc:Fallback>
+      </mc:AlternateContent>
+    </w:r>
+    <w:r>
+      <w:rPr>
+        <w:noProof/>
+        <w:sz w:val="20"/>
+        <w:lang w:val="pt-BR" w:eastAsia="pt-BR"/>
+      </w:rPr>
+      <mc:AlternateContent>
+        <mc:Choice Requires="wps">
+          <w:drawing>
+            <wp:anchor distT="0" distB="0" distL="0" distR="0" simplePos="0" relativeHeight="487475712" behindDoc="1" locked="0" layoutInCell="1" allowOverlap="1" wp14:anchorId="18B5429B" wp14:editId="7CC8F1F9">
               <wp:simplePos x="0" y="0"/>
               <wp:positionH relativeFrom="page">
                 <wp:posOffset>2617216</wp:posOffset>
@@ -7028,11 +5634,7 @@
         </mc:Choice>
         <mc:Fallback>
           <w:pict>
-            <v:shapetype id="_x0000_t202" coordsize="21600,21600" o:spt="202" path="m,l,21600r21600,l21600,xe">
-              <v:stroke joinstyle="miter"/>
-              <v:path gradientshapeok="t" o:connecttype="rect"/>
-            </v:shapetype>
-            <v:shape id="Textbox 3" o:spid="_x0000_s1026" type="#_x0000_t202" style="position:absolute;margin-left:206.1pt;margin-top:791pt;width:183.75pt;height:35.4pt;z-index:-15840768;visibility:visible;mso-wrap-style:square;mso-wrap-distance-left:0;mso-wrap-distance-top:0;mso-wrap-distance-right:0;mso-wrap-distance-bottom:0;mso-position-horizontal:absolute;mso-position-horizontal-relative:page;mso-position-vertical:absolute;mso-position-vertical-relative:page;v-text-anchor:top" o:gfxdata="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" filled="f" stroked="f">
+            <v:shape w14:anchorId="18B5429B" id="Textbox 3" o:spid="_x0000_s1028" type="#_x0000_t202" style="position:absolute;margin-left:206.1pt;margin-top:791pt;width:183.75pt;height:35.4pt;z-index:-15840768;visibility:visible;mso-wrap-style:square;mso-wrap-distance-left:0;mso-wrap-distance-top:0;mso-wrap-distance-right:0;mso-wrap-distance-bottom:0;mso-position-horizontal:absolute;mso-position-horizontal-relative:page;mso-position-vertical:absolute;mso-position-vertical-relative:page;v-text-anchor:top" o:gfxdata="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" filled="f" stroked="f">
               <v:textbox inset="0,0,0,0">
                 <w:txbxContent>
                   <w:p>
@@ -7206,11 +5808,140 @@
 </w:ftr>
 </file>
 
-<file path=word/footer2.xml><?xml version="1.0" encoding="utf-8"?>
-<w:ftr xmlns:wpc="http://schemas.microsoft.com/office/word/2010/wordprocessingCanvas" xmlns:cx="http://schemas.microsoft.com/office/drawing/2014/chartex" xmlns:cx1="http://schemas.microsoft.com/office/drawing/2015/9/8/chartex" xmlns:cx2="http://schemas.microsoft.com/office/drawing/2015/10/21/chartex" xmlns:cx3="http://schemas.microsoft.com/office/drawing/2016/5/9/chartex" xmlns:cx4="http://schemas.microsoft.com/office/drawing/2016/5/10/chartex" xmlns:cx5="http://schemas.microsoft.com/office/drawing/2016/5/11/chartex" xmlns:cx6="http://schemas.microsoft.com/office/drawing/2016/5/12/chartex" xmlns:cx7="http://schemas.microsoft.com/office/drawing/2016/5/13/chartex" xmlns:cx8="http://schemas.microsoft.com/office/drawing/2016/5/14/chartex" xmlns:mc="http://schemas.openxmlformats.org/markup-compatibility/2006" xmlns:aink="http://schemas.microsoft.com/office/drawing/2016/ink" xmlns:am3d="http://schemas.microsoft.com/office/drawing/2017/model3d" xmlns:o="urn:schemas-microsoft-com:office:office" xmlns:r="http://schemas.openxmlformats.org/officeDocument/2006/relationships" xmlns:m="http://schemas.openxmlformats.org/officeDocument/2006/math" xmlns:v="urn:schemas-microsoft-com:vml" xmlns:wp14="http://schemas.microsoft.com/office/word/2010/wordprocessingDrawing" xmlns:wp="http://schemas.openxmlformats.org/drawingml/2006/wordprocessingDrawing" xmlns:w10="urn:schemas-microsoft-com:office:word" xmlns:w="http://schemas.openxmlformats.org/wordprocessingml/2006/main" xmlns:w14="http://schemas.microsoft.com/office/word/2010/wordml" xmlns:w15="http://schemas.microsoft.com/office/word/2012/wordml" xmlns:w16cid="http://schemas.microsoft.com/office/word/2016/wordml/cid" xmlns:w16se="http://schemas.microsoft.com/office/word/2015/wordml/symex" xmlns:wpg="http://schemas.microsoft.com/office/word/2010/wordprocessingGroup" xmlns:wpi="http://schemas.microsoft.com/office/word/2010/wordprocessingInk" xmlns:wne="http://schemas.microsoft.com/office/word/2006/wordml" xmlns:wps="http://schemas.microsoft.com/office/word/2010/wordprocessingShape" mc:Ignorable="w14 w15 w16se w16cid wp14">
+<file path=word/footer3.xml><?xml version="1.0" encoding="utf-8"?>
+<w:ftr xmlns:wpc="http://schemas.microsoft.com/office/word/2010/wordprocessingCanvas" xmlns:cx="http://schemas.microsoft.com/office/drawing/2014/chartex" xmlns:cx1="http://schemas.microsoft.com/office/drawing/2015/9/8/chartex" xmlns:cx2="http://schemas.microsoft.com/office/drawing/2015/10/21/chartex" xmlns:cx3="http://schemas.microsoft.com/office/drawing/2016/5/9/chartex" xmlns:cx4="http://schemas.microsoft.com/office/drawing/2016/5/10/chartex" xmlns:cx5="http://schemas.microsoft.com/office/drawing/2016/5/11/chartex" xmlns:cx6="http://schemas.microsoft.com/office/drawing/2016/5/12/chartex" xmlns:cx7="http://schemas.microsoft.com/office/drawing/2016/5/13/chartex" xmlns:cx8="http://schemas.microsoft.com/office/drawing/2016/5/14/chartex" xmlns:mc="http://schemas.openxmlformats.org/markup-compatibility/2006" xmlns:aink="http://schemas.microsoft.com/office/drawing/2016/ink" xmlns:am3d="http://schemas.microsoft.com/office/drawing/2017/model3d" xmlns:o="urn:schemas-microsoft-com:office:office" xmlns:oel="http://schemas.microsoft.com/office/2019/extlst" xmlns:r="http://schemas.openxmlformats.org/officeDocument/2006/relationships" xmlns:m="http://schemas.openxmlformats.org/officeDocument/2006/math" xmlns:v="urn:schemas-microsoft-com:vml" xmlns:wp14="http://schemas.microsoft.com/office/word/2010/wordprocessingDrawing" xmlns:wp="http://schemas.openxmlformats.org/drawingml/2006/wordprocessingDrawing" xmlns:w10="urn:schemas-microsoft-com:office:word" xmlns:w="http://schemas.openxmlformats.org/wordprocessingml/2006/main" xmlns:w14="http://schemas.microsoft.com/office/word/2010/wordml" xmlns:w15="http://schemas.microsoft.com/office/word/2012/wordml" xmlns:w16cei="http://schemas.microsoft.com/office/word/2026/wordml/cei" xmlns:w16cex="http://schemas.microsoft.com/office/word/2018/wordml/cex" xmlns:w16cid="http://schemas.microsoft.com/office/word/2016/wordml/cid" xmlns:w16="http://schemas.microsoft.com/office/word/2018/wordml" xmlns:w16du="http://schemas.microsoft.com/office/word/2023/wordml/word16du" xmlns:w16sdtdh="http://schemas.microsoft.com/office/word/2020/wordml/sdtdatahash" xmlns:w16sdtfl="http://schemas.microsoft.com/office/word/2024/wordml/sdtformatlock" xmlns:w16se="http://schemas.microsoft.com/office/word/2015/wordml/symex" xmlns:wpg="http://schemas.microsoft.com/office/word/2010/wordprocessingGroup" xmlns:wpi="http://schemas.microsoft.com/office/word/2010/wordprocessingInk" xmlns:wne="http://schemas.microsoft.com/office/word/2006/wordml" xmlns:wps="http://schemas.microsoft.com/office/word/2010/wordprocessingShape" mc:Ignorable="w14 w15 w16se w16cid w16 w16cex w16sdtdh w16sdtfl w16du wp14">
   <w:p>
     <w:pPr>
-      <w:pStyle w:val="Corpodetexto"/>
+      <w:pStyle w:val="Footer"/>
+    </w:pPr>
+    <w:r>
+      <w:rPr>
+        <w:noProof/>
+      </w:rPr>
+      <mc:AlternateContent>
+        <mc:Choice Requires="wps">
+          <w:drawing>
+            <wp:anchor distT="0" distB="0" distL="0" distR="0" simplePos="0" relativeHeight="487476736" behindDoc="0" locked="0" layoutInCell="1" allowOverlap="1" wp14:anchorId="2F8A82AC" wp14:editId="7C879BAE">
+              <wp:simplePos x="635" y="635"/>
+              <wp:positionH relativeFrom="page">
+                <wp:align>center</wp:align>
+              </wp:positionH>
+              <wp:positionV relativeFrom="page">
+                <wp:align>bottom</wp:align>
+              </wp:positionV>
+              <wp:extent cx="1320800" cy="345440"/>
+              <wp:effectExtent l="0" t="0" r="12700" b="0"/>
+              <wp:wrapNone/>
+              <wp:docPr id="1159298650" name="Text Box 3" descr="Classified - Confidential">
+                <a:extLst xmlns:a="http://schemas.openxmlformats.org/drawingml/2006/main">
+                  <a:ext uri="{5AE41FA2-C0FF-4470-9BD4-5FADCA87CBE2}">
+                    <aclsh:classification xmlns:aclsh="http://schemas.microsoft.com/office/drawing/2020/classificationShape" classificationOutcomeType="ftr"/>
+                  </a:ext>
+                </a:extLst>
+              </wp:docPr>
+              <wp:cNvGraphicFramePr/>
+              <a:graphic xmlns:a="http://schemas.openxmlformats.org/drawingml/2006/main">
+                <a:graphicData uri="http://schemas.microsoft.com/office/word/2010/wordprocessingShape">
+                  <wps:wsp>
+                    <wps:cNvSpPr txBox="1"/>
+                    <wps:spPr>
+                      <a:xfrm>
+                        <a:off x="0" y="0"/>
+                        <a:ext cx="1320800" cy="345440"/>
+                      </a:xfrm>
+                      <a:prstGeom prst="rect">
+                        <a:avLst/>
+                      </a:prstGeom>
+                      <a:noFill/>
+                      <a:ln>
+                        <a:noFill/>
+                      </a:ln>
+                    </wps:spPr>
+                    <wps:txbx>
+                      <w:txbxContent>
+                        <w:p>
+                          <w:pPr>
+                            <w:rPr>
+                              <w:rFonts w:ascii="Aptos" w:eastAsia="Aptos" w:hAnsi="Aptos" w:cs="Aptos"/>
+                              <w:noProof/>
+                              <w:color w:val="000000"/>
+                              <w:sz w:val="20"/>
+                              <w:szCs w:val="20"/>
+                            </w:rPr>
+                          </w:pPr>
+                          <w:r>
+                            <w:rPr>
+                              <w:rFonts w:ascii="Aptos" w:eastAsia="Aptos" w:hAnsi="Aptos" w:cs="Aptos"/>
+                              <w:noProof/>
+                              <w:color w:val="000000"/>
+                              <w:sz w:val="20"/>
+                              <w:szCs w:val="20"/>
+                            </w:rPr>
+                            <w:t>Classified - Confidential</w:t>
+                          </w:r>
+                        </w:p>
+                      </w:txbxContent>
+                    </wps:txbx>
+                    <wps:bodyPr rot="0" spcFirstLastPara="0" vertOverflow="overflow" horzOverflow="overflow" vert="horz" wrap="none" lIns="0" tIns="0" rIns="0" bIns="190500" numCol="1" spcCol="0" rtlCol="0" fromWordArt="0" anchor="b" anchorCtr="0" forceAA="0" compatLnSpc="1">
+                      <a:prstTxWarp prst="textNoShape">
+                        <a:avLst/>
+                      </a:prstTxWarp>
+                      <a:spAutoFit/>
+                    </wps:bodyPr>
+                  </wps:wsp>
+                </a:graphicData>
+              </a:graphic>
+            </wp:anchor>
+          </w:drawing>
+        </mc:Choice>
+        <mc:Fallback>
+          <w:pict>
+            <v:shapetype w14:anchorId="2F8A82AC" id="_x0000_t202" coordsize="21600,21600" o:spt="202" path="m,l,21600r21600,l21600,xe">
+              <v:stroke joinstyle="miter"/>
+              <v:path gradientshapeok="t" o:connecttype="rect"/>
+            </v:shapetype>
+            <v:shape id="Text Box 3" o:spid="_x0000_s1029" type="#_x0000_t202" alt="Classified - Confidential" style="position:absolute;margin-left:0;margin-top:0;width:104pt;height:27.2pt;z-index:487476736;visibility:visible;mso-wrap-style:none;mso-wrap-distance-left:0;mso-wrap-distance-top:0;mso-wrap-distance-right:0;mso-wrap-distance-bottom:0;mso-position-horizontal:center;mso-position-horizontal-relative:page;mso-position-vertical:bottom;mso-position-vertical-relative:page;v-text-anchor:bottom" o:gfxdata="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" filled="f" stroked="f">
+              <v:fill o:detectmouseclick="t"/>
+              <v:textbox style="mso-fit-shape-to-text:t" inset="0,0,0,15pt">
+                <w:txbxContent>
+                  <w:p>
+                    <w:pPr>
+                      <w:rPr>
+                        <w:rFonts w:ascii="Aptos" w:eastAsia="Aptos" w:hAnsi="Aptos" w:cs="Aptos"/>
+                        <w:noProof/>
+                        <w:color w:val="000000"/>
+                        <w:sz w:val="20"/>
+                        <w:szCs w:val="20"/>
+                      </w:rPr>
+                    </w:pPr>
+                    <w:r>
+                      <w:rPr>
+                        <w:rFonts w:ascii="Aptos" w:eastAsia="Aptos" w:hAnsi="Aptos" w:cs="Aptos"/>
+                        <w:noProof/>
+                        <w:color w:val="000000"/>
+                        <w:sz w:val="20"/>
+                        <w:szCs w:val="20"/>
+                      </w:rPr>
+                      <w:t>Classified - Confidential</w:t>
+                    </w:r>
+                  </w:p>
+                </w:txbxContent>
+              </v:textbox>
+              <w10:wrap anchorx="page" anchory="page"/>
+            </v:shape>
+          </w:pict>
+        </mc:Fallback>
+      </mc:AlternateContent>
+    </w:r>
+  </w:p>
+</w:ftr>
+</file>
+
+<file path=word/footer4.xml><?xml version="1.0" encoding="utf-8"?>
+<w:ftr xmlns:wpc="http://schemas.microsoft.com/office/word/2010/wordprocessingCanvas" xmlns:cx="http://schemas.microsoft.com/office/drawing/2014/chartex" xmlns:cx1="http://schemas.microsoft.com/office/drawing/2015/9/8/chartex" xmlns:cx2="http://schemas.microsoft.com/office/drawing/2015/10/21/chartex" xmlns:cx3="http://schemas.microsoft.com/office/drawing/2016/5/9/chartex" xmlns:cx4="http://schemas.microsoft.com/office/drawing/2016/5/10/chartex" xmlns:cx5="http://schemas.microsoft.com/office/drawing/2016/5/11/chartex" xmlns:cx6="http://schemas.microsoft.com/office/drawing/2016/5/12/chartex" xmlns:cx7="http://schemas.microsoft.com/office/drawing/2016/5/13/chartex" xmlns:cx8="http://schemas.microsoft.com/office/drawing/2016/5/14/chartex" xmlns:mc="http://schemas.openxmlformats.org/markup-compatibility/2006" xmlns:aink="http://schemas.microsoft.com/office/drawing/2016/ink" xmlns:am3d="http://schemas.microsoft.com/office/drawing/2017/model3d" xmlns:o="urn:schemas-microsoft-com:office:office" xmlns:oel="http://schemas.microsoft.com/office/2019/extlst" xmlns:r="http://schemas.openxmlformats.org/officeDocument/2006/relationships" xmlns:m="http://schemas.openxmlformats.org/officeDocument/2006/math" xmlns:v="urn:schemas-microsoft-com:vml" xmlns:wp14="http://schemas.microsoft.com/office/word/2010/wordprocessingDrawing" xmlns:wp="http://schemas.openxmlformats.org/drawingml/2006/wordprocessingDrawing" xmlns:w10="urn:schemas-microsoft-com:office:word" xmlns:w="http://schemas.openxmlformats.org/wordprocessingml/2006/main" xmlns:w14="http://schemas.microsoft.com/office/word/2010/wordml" xmlns:w15="http://schemas.microsoft.com/office/word/2012/wordml" xmlns:w16cei="http://schemas.microsoft.com/office/word/2026/wordml/cei" xmlns:w16cex="http://schemas.microsoft.com/office/word/2018/wordml/cex" xmlns:w16cid="http://schemas.microsoft.com/office/word/2016/wordml/cid" xmlns:w16="http://schemas.microsoft.com/office/word/2018/wordml" xmlns:w16du="http://schemas.microsoft.com/office/word/2023/wordml/word16du" xmlns:w16sdtdh="http://schemas.microsoft.com/office/word/2020/wordml/sdtdatahash" xmlns:w16sdtfl="http://schemas.microsoft.com/office/word/2024/wordml/sdtformatlock" xmlns:w16se="http://schemas.microsoft.com/office/word/2015/wordml/symex" xmlns:wpg="http://schemas.microsoft.com/office/word/2010/wordprocessingGroup" xmlns:wpi="http://schemas.microsoft.com/office/word/2010/wordprocessingInk" xmlns:wne="http://schemas.microsoft.com/office/word/2006/wordml" xmlns:wps="http://schemas.microsoft.com/office/word/2010/wordprocessingShape" mc:Ignorable="w14 w15 w16se w16cid w16 w16cex w16sdtdh w16sdtfl w16du wp14">
+  <w:p>
+    <w:pPr>
+      <w:pStyle w:val="BodyText"/>
       <w:spacing w:line="14" w:lineRule="auto"/>
       <w:rPr>
         <w:sz w:val="20"/>
@@ -7225,7 +5956,128 @@
       <mc:AlternateContent>
         <mc:Choice Requires="wps">
           <w:drawing>
-            <wp:anchor distT="0" distB="0" distL="0" distR="0" simplePos="0" relativeHeight="487477248" behindDoc="1" locked="0" layoutInCell="1" allowOverlap="1">
+            <wp:anchor distT="0" distB="0" distL="0" distR="0" simplePos="0" relativeHeight="487479808" behindDoc="0" locked="0" layoutInCell="1" allowOverlap="1" wp14:anchorId="514E3211" wp14:editId="4A9F265F">
+              <wp:simplePos x="270510" y="10037445"/>
+              <wp:positionH relativeFrom="page">
+                <wp:align>center</wp:align>
+              </wp:positionH>
+              <wp:positionV relativeFrom="page">
+                <wp:align>bottom</wp:align>
+              </wp:positionV>
+              <wp:extent cx="1320800" cy="345440"/>
+              <wp:effectExtent l="0" t="0" r="12700" b="0"/>
+              <wp:wrapNone/>
+              <wp:docPr id="688956530" name="Text Box 6" descr="Classified - Confidential">
+                <a:extLst xmlns:a="http://schemas.openxmlformats.org/drawingml/2006/main">
+                  <a:ext uri="{5AE41FA2-C0FF-4470-9BD4-5FADCA87CBE2}">
+                    <aclsh:classification xmlns:aclsh="http://schemas.microsoft.com/office/drawing/2020/classificationShape" classificationOutcomeType="ftr"/>
+                  </a:ext>
+                </a:extLst>
+              </wp:docPr>
+              <wp:cNvGraphicFramePr/>
+              <a:graphic xmlns:a="http://schemas.openxmlformats.org/drawingml/2006/main">
+                <a:graphicData uri="http://schemas.microsoft.com/office/word/2010/wordprocessingShape">
+                  <wps:wsp>
+                    <wps:cNvSpPr txBox="1"/>
+                    <wps:spPr>
+                      <a:xfrm>
+                        <a:off x="0" y="0"/>
+                        <a:ext cx="1320800" cy="345440"/>
+                      </a:xfrm>
+                      <a:prstGeom prst="rect">
+                        <a:avLst/>
+                      </a:prstGeom>
+                      <a:noFill/>
+                      <a:ln>
+                        <a:noFill/>
+                      </a:ln>
+                    </wps:spPr>
+                    <wps:txbx>
+                      <w:txbxContent>
+                        <w:p>
+                          <w:pPr>
+                            <w:rPr>
+                              <w:rFonts w:ascii="Aptos" w:eastAsia="Aptos" w:hAnsi="Aptos" w:cs="Aptos"/>
+                              <w:noProof/>
+                              <w:color w:val="000000"/>
+                              <w:sz w:val="20"/>
+                              <w:szCs w:val="20"/>
+                            </w:rPr>
+                          </w:pPr>
+                          <w:r>
+                            <w:rPr>
+                              <w:rFonts w:ascii="Aptos" w:eastAsia="Aptos" w:hAnsi="Aptos" w:cs="Aptos"/>
+                              <w:noProof/>
+                              <w:color w:val="000000"/>
+                              <w:sz w:val="20"/>
+                              <w:szCs w:val="20"/>
+                            </w:rPr>
+                            <w:t>Classified - Confidential</w:t>
+                          </w:r>
+                        </w:p>
+                      </w:txbxContent>
+                    </wps:txbx>
+                    <wps:bodyPr rot="0" spcFirstLastPara="0" vertOverflow="overflow" horzOverflow="overflow" vert="horz" wrap="none" lIns="0" tIns="0" rIns="0" bIns="190500" numCol="1" spcCol="0" rtlCol="0" fromWordArt="0" anchor="b" anchorCtr="0" forceAA="0" compatLnSpc="1">
+                      <a:prstTxWarp prst="textNoShape">
+                        <a:avLst/>
+                      </a:prstTxWarp>
+                      <a:spAutoFit/>
+                    </wps:bodyPr>
+                  </wps:wsp>
+                </a:graphicData>
+              </a:graphic>
+            </wp:anchor>
+          </w:drawing>
+        </mc:Choice>
+        <mc:Fallback>
+          <w:pict>
+            <v:shapetype w14:anchorId="514E3211" id="_x0000_t202" coordsize="21600,21600" o:spt="202" path="m,l,21600r21600,l21600,xe">
+              <v:stroke joinstyle="miter"/>
+              <v:path gradientshapeok="t" o:connecttype="rect"/>
+            </v:shapetype>
+            <v:shape id="Text Box 6" o:spid="_x0000_s1030" type="#_x0000_t202" alt="Classified - Confidential" style="position:absolute;margin-left:0;margin-top:0;width:104pt;height:27.2pt;z-index:487479808;visibility:visible;mso-wrap-style:none;mso-wrap-distance-left:0;mso-wrap-distance-top:0;mso-wrap-distance-right:0;mso-wrap-distance-bottom:0;mso-position-horizontal:center;mso-position-horizontal-relative:page;mso-position-vertical:bottom;mso-position-vertical-relative:page;v-text-anchor:bottom" o:gfxdata="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" filled="f" stroked="f">
+              <v:fill o:detectmouseclick="t"/>
+              <v:textbox style="mso-fit-shape-to-text:t" inset="0,0,0,15pt">
+                <w:txbxContent>
+                  <w:p>
+                    <w:pPr>
+                      <w:rPr>
+                        <w:rFonts w:ascii="Aptos" w:eastAsia="Aptos" w:hAnsi="Aptos" w:cs="Aptos"/>
+                        <w:noProof/>
+                        <w:color w:val="000000"/>
+                        <w:sz w:val="20"/>
+                        <w:szCs w:val="20"/>
+                      </w:rPr>
+                    </w:pPr>
+                    <w:r>
+                      <w:rPr>
+                        <w:rFonts w:ascii="Aptos" w:eastAsia="Aptos" w:hAnsi="Aptos" w:cs="Aptos"/>
+                        <w:noProof/>
+                        <w:color w:val="000000"/>
+                        <w:sz w:val="20"/>
+                        <w:szCs w:val="20"/>
+                      </w:rPr>
+                      <w:t>Classified - Confidential</w:t>
+                    </w:r>
+                  </w:p>
+                </w:txbxContent>
+              </v:textbox>
+              <w10:wrap anchorx="page" anchory="page"/>
+            </v:shape>
+          </w:pict>
+        </mc:Fallback>
+      </mc:AlternateContent>
+    </w:r>
+    <w:r>
+      <w:rPr>
+        <w:noProof/>
+        <w:sz w:val="20"/>
+        <w:lang w:val="pt-BR" w:eastAsia="pt-BR"/>
+      </w:rPr>
+      <mc:AlternateContent>
+        <mc:Choice Requires="wps">
+          <w:drawing>
+            <wp:anchor distT="0" distB="0" distL="0" distR="0" simplePos="0" relativeHeight="251661824" behindDoc="1" locked="0" layoutInCell="1" allowOverlap="1" wp14:anchorId="7E1C51D7" wp14:editId="1F7C9E91">
               <wp:simplePos x="0" y="0"/>
               <wp:positionH relativeFrom="page">
                 <wp:posOffset>2523235</wp:posOffset>
@@ -7513,11 +6365,7 @@
         </mc:Choice>
         <mc:Fallback>
           <w:pict>
-            <v:shapetype id="_x0000_t202" coordsize="21600,21600" o:spt="202" path="m,l,21600r21600,l21600,xe">
-              <v:stroke joinstyle="miter"/>
-              <v:path gradientshapeok="t" o:connecttype="rect"/>
-            </v:shapetype>
-            <v:shape id="Textbox 9" o:spid="_x0000_s1027" type="#_x0000_t202" style="position:absolute;margin-left:198.7pt;margin-top:779.95pt;width:195.9pt;height:46.25pt;z-index:-15839232;visibility:visible;mso-wrap-style:square;mso-wrap-distance-left:0;mso-wrap-distance-top:0;mso-wrap-distance-right:0;mso-wrap-distance-bottom:0;mso-position-horizontal:absolute;mso-position-horizontal-relative:page;mso-position-vertical:absolute;mso-position-vertical-relative:page;v-text-anchor:top" o:gfxdata="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" filled="f" stroked="f">
+            <v:shape w14:anchorId="7E1C51D7" id="Textbox 9" o:spid="_x0000_s1031" type="#_x0000_t202" style="position:absolute;margin-left:198.7pt;margin-top:779.95pt;width:195.9pt;height:46.25pt;z-index:-251654656;visibility:visible;mso-wrap-style:square;mso-wrap-distance-left:0;mso-wrap-distance-top:0;mso-wrap-distance-right:0;mso-wrap-distance-bottom:0;mso-position-horizontal:absolute;mso-position-horizontal-relative:page;mso-position-vertical:absolute;mso-position-vertical-relative:page;v-text-anchor:top" o:gfxdata="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" filled="f" stroked="f">
               <v:textbox inset="0,0,0,0">
                 <w:txbxContent>
                   <w:p>
@@ -7776,7 +6624,7 @@
 </file>
 
 <file path=word/footnotes.xml><?xml version="1.0" encoding="utf-8"?>
-<w:footnotes xmlns:wpc="http://schemas.microsoft.com/office/word/2010/wordprocessingCanvas" xmlns:cx="http://schemas.microsoft.com/office/drawing/2014/chartex" xmlns:cx1="http://schemas.microsoft.com/office/drawing/2015/9/8/chartex" xmlns:cx2="http://schemas.microsoft.com/office/drawing/2015/10/21/chartex" xmlns:cx3="http://schemas.microsoft.com/office/drawing/2016/5/9/chartex" xmlns:cx4="http://schemas.microsoft.com/office/drawing/2016/5/10/chartex" xmlns:cx5="http://schemas.microsoft.com/office/drawing/2016/5/11/chartex" xmlns:cx6="http://schemas.microsoft.com/office/drawing/2016/5/12/chartex" xmlns:cx7="http://schemas.microsoft.com/office/drawing/2016/5/13/chartex" xmlns:cx8="http://schemas.microsoft.com/office/drawing/2016/5/14/chartex" xmlns:mc="http://schemas.openxmlformats.org/markup-compatibility/2006" xmlns:aink="http://schemas.microsoft.com/office/drawing/2016/ink" xmlns:am3d="http://schemas.microsoft.com/office/drawing/2017/model3d" xmlns:o="urn:schemas-microsoft-com:office:office" xmlns:r="http://schemas.openxmlformats.org/officeDocument/2006/relationships" xmlns:m="http://schemas.openxmlformats.org/officeDocument/2006/math" xmlns:v="urn:schemas-microsoft-com:vml" xmlns:wp14="http://schemas.microsoft.com/office/word/2010/wordprocessingDrawing" xmlns:wp="http://schemas.openxmlformats.org/drawingml/2006/wordprocessingDrawing" xmlns:w10="urn:schemas-microsoft-com:office:word" xmlns:w="http://schemas.openxmlformats.org/wordprocessingml/2006/main" xmlns:w14="http://schemas.microsoft.com/office/word/2010/wordml" xmlns:w15="http://schemas.microsoft.com/office/word/2012/wordml" xmlns:w16cid="http://schemas.microsoft.com/office/word/2016/wordml/cid" xmlns:w16se="http://schemas.microsoft.com/office/word/2015/wordml/symex" xmlns:wpg="http://schemas.microsoft.com/office/word/2010/wordprocessingGroup" xmlns:wpi="http://schemas.microsoft.com/office/word/2010/wordprocessingInk" xmlns:wne="http://schemas.microsoft.com/office/word/2006/wordml" xmlns:wps="http://schemas.microsoft.com/office/word/2010/wordprocessingShape" mc:Ignorable="w14 w15 w16se w16cid wp14">
+<w:footnotes xmlns:wpc="http://schemas.microsoft.com/office/word/2010/wordprocessingCanvas" xmlns:cx="http://schemas.microsoft.com/office/drawing/2014/chartex" xmlns:cx1="http://schemas.microsoft.com/office/drawing/2015/9/8/chartex" xmlns:cx2="http://schemas.microsoft.com/office/drawing/2015/10/21/chartex" xmlns:cx3="http://schemas.microsoft.com/office/drawing/2016/5/9/chartex" xmlns:cx4="http://schemas.microsoft.com/office/drawing/2016/5/10/chartex" xmlns:cx5="http://schemas.microsoft.com/office/drawing/2016/5/11/chartex" xmlns:cx6="http://schemas.microsoft.com/office/drawing/2016/5/12/chartex" xmlns:cx7="http://schemas.microsoft.com/office/drawing/2016/5/13/chartex" xmlns:cx8="http://schemas.microsoft.com/office/drawing/2016/5/14/chartex" xmlns:mc="http://schemas.openxmlformats.org/markup-compatibility/2006" xmlns:aink="http://schemas.microsoft.com/office/drawing/2016/ink" xmlns:am3d="http://schemas.microsoft.com/office/drawing/2017/model3d" xmlns:o="urn:schemas-microsoft-com:office:office" xmlns:oel="http://schemas.microsoft.com/office/2019/extlst" xmlns:r="http://schemas.openxmlformats.org/officeDocument/2006/relationships" xmlns:m="http://schemas.openxmlformats.org/officeDocument/2006/math" xmlns:v="urn:schemas-microsoft-com:vml" xmlns:wp14="http://schemas.microsoft.com/office/word/2010/wordprocessingDrawing" xmlns:wp="http://schemas.openxmlformats.org/drawingml/2006/wordprocessingDrawing" xmlns:w10="urn:schemas-microsoft-com:office:word" xmlns:w="http://schemas.openxmlformats.org/wordprocessingml/2006/main" xmlns:w14="http://schemas.microsoft.com/office/word/2010/wordml" xmlns:w15="http://schemas.microsoft.com/office/word/2012/wordml" xmlns:w16cei="http://schemas.microsoft.com/office/word/2026/wordml/cei" xmlns:w16cex="http://schemas.microsoft.com/office/word/2018/wordml/cex" xmlns:w16cid="http://schemas.microsoft.com/office/word/2016/wordml/cid" xmlns:w16="http://schemas.microsoft.com/office/word/2018/wordml" xmlns:w16du="http://schemas.microsoft.com/office/word/2023/wordml/word16du" xmlns:w16sdtdh="http://schemas.microsoft.com/office/word/2020/wordml/sdtdatahash" xmlns:w16sdtfl="http://schemas.microsoft.com/office/word/2024/wordml/sdtformatlock" xmlns:w16se="http://schemas.microsoft.com/office/word/2015/wordml/symex" xmlns:wpg="http://schemas.microsoft.com/office/word/2010/wordprocessingGroup" xmlns:wpi="http://schemas.microsoft.com/office/word/2010/wordprocessingInk" xmlns:wne="http://schemas.microsoft.com/office/word/2006/wordml" xmlns:wps="http://schemas.microsoft.com/office/word/2010/wordprocessingShape" mc:Ignorable="w14 w15 w16se w16cid w16 w16cex w16sdtdh w16sdtfl w16du wp14">
   <w:footnote w:type="separator" w:id="-1">
     <w:p>
       <w:r>
@@ -7795,10 +6643,10 @@
 </file>
 
 <file path=word/header1.xml><?xml version="1.0" encoding="utf-8"?>
-<w:hdr xmlns:wpc="http://schemas.microsoft.com/office/word/2010/wordprocessingCanvas" xmlns:cx="http://schemas.microsoft.com/office/drawing/2014/chartex" xmlns:cx1="http://schemas.microsoft.com/office/drawing/2015/9/8/chartex" xmlns:cx2="http://schemas.microsoft.com/office/drawing/2015/10/21/chartex" xmlns:cx3="http://schemas.microsoft.com/office/drawing/2016/5/9/chartex" xmlns:cx4="http://schemas.microsoft.com/office/drawing/2016/5/10/chartex" xmlns:cx5="http://schemas.microsoft.com/office/drawing/2016/5/11/chartex" xmlns:cx6="http://schemas.microsoft.com/office/drawing/2016/5/12/chartex" xmlns:cx7="http://schemas.microsoft.com/office/drawing/2016/5/13/chartex" xmlns:cx8="http://schemas.microsoft.com/office/drawing/2016/5/14/chartex" xmlns:mc="http://schemas.openxmlformats.org/markup-compatibility/2006" xmlns:aink="http://schemas.microsoft.com/office/drawing/2016/ink" xmlns:am3d="http://schemas.microsoft.com/office/drawing/2017/model3d" xmlns:o="urn:schemas-microsoft-com:office:office" xmlns:r="http://schemas.openxmlformats.org/officeDocument/2006/relationships" xmlns:m="http://schemas.openxmlformats.org/officeDocument/2006/math" xmlns:v="urn:schemas-microsoft-com:vml" xmlns:wp14="http://schemas.microsoft.com/office/word/2010/wordprocessingDrawing" xmlns:wp="http://schemas.openxmlformats.org/drawingml/2006/wordprocessingDrawing" xmlns:w10="urn:schemas-microsoft-com:office:word" xmlns:w="http://schemas.openxmlformats.org/wordprocessingml/2006/main" xmlns:w14="http://schemas.microsoft.com/office/word/2010/wordml" xmlns:w15="http://schemas.microsoft.com/office/word/2012/wordml" xmlns:w16cid="http://schemas.microsoft.com/office/word/2016/wordml/cid" xmlns:w16se="http://schemas.microsoft.com/office/word/2015/wordml/symex" xmlns:wpg="http://schemas.microsoft.com/office/word/2010/wordprocessingGroup" xmlns:wpi="http://schemas.microsoft.com/office/word/2010/wordprocessingInk" xmlns:wne="http://schemas.microsoft.com/office/word/2006/wordml" xmlns:wps="http://schemas.microsoft.com/office/word/2010/wordprocessingShape" mc:Ignorable="w14 w15 w16se w16cid wp14">
+<w:hdr xmlns:wpc="http://schemas.microsoft.com/office/word/2010/wordprocessingCanvas" xmlns:cx="http://schemas.microsoft.com/office/drawing/2014/chartex" xmlns:cx1="http://schemas.microsoft.com/office/drawing/2015/9/8/chartex" xmlns:cx2="http://schemas.microsoft.com/office/drawing/2015/10/21/chartex" xmlns:cx3="http://schemas.microsoft.com/office/drawing/2016/5/9/chartex" xmlns:cx4="http://schemas.microsoft.com/office/drawing/2016/5/10/chartex" xmlns:cx5="http://schemas.microsoft.com/office/drawing/2016/5/11/chartex" xmlns:cx6="http://schemas.microsoft.com/office/drawing/2016/5/12/chartex" xmlns:cx7="http://schemas.microsoft.com/office/drawing/2016/5/13/chartex" xmlns:cx8="http://schemas.microsoft.com/office/drawing/2016/5/14/chartex" xmlns:mc="http://schemas.openxmlformats.org/markup-compatibility/2006" xmlns:aink="http://schemas.microsoft.com/office/drawing/2016/ink" xmlns:am3d="http://schemas.microsoft.com/office/drawing/2017/model3d" xmlns:o="urn:schemas-microsoft-com:office:office" xmlns:oel="http://schemas.microsoft.com/office/2019/extlst" xmlns:r="http://schemas.openxmlformats.org/officeDocument/2006/relationships" xmlns:m="http://schemas.openxmlformats.org/officeDocument/2006/math" xmlns:v="urn:schemas-microsoft-com:vml" xmlns:wp14="http://schemas.microsoft.com/office/word/2010/wordprocessingDrawing" xmlns:wp="http://schemas.openxmlformats.org/drawingml/2006/wordprocessingDrawing" xmlns:w10="urn:schemas-microsoft-com:office:word" xmlns:w="http://schemas.openxmlformats.org/wordprocessingml/2006/main" xmlns:w14="http://schemas.microsoft.com/office/word/2010/wordml" xmlns:w15="http://schemas.microsoft.com/office/word/2012/wordml" xmlns:w16cei="http://schemas.microsoft.com/office/word/2026/wordml/cei" xmlns:w16cex="http://schemas.microsoft.com/office/word/2018/wordml/cex" xmlns:w16cid="http://schemas.microsoft.com/office/word/2016/wordml/cid" xmlns:w16="http://schemas.microsoft.com/office/word/2018/wordml" xmlns:w16du="http://schemas.microsoft.com/office/word/2023/wordml/word16du" xmlns:w16sdtdh="http://schemas.microsoft.com/office/word/2020/wordml/sdtdatahash" xmlns:w16sdtfl="http://schemas.microsoft.com/office/word/2024/wordml/sdtformatlock" xmlns:w16se="http://schemas.microsoft.com/office/word/2015/wordml/symex" xmlns:wpg="http://schemas.microsoft.com/office/word/2010/wordprocessingGroup" xmlns:wpi="http://schemas.microsoft.com/office/word/2010/wordprocessingInk" xmlns:wne="http://schemas.microsoft.com/office/word/2006/wordml" xmlns:wps="http://schemas.microsoft.com/office/word/2010/wordprocessingShape" mc:Ignorable="w14 w15 w16se w16cid w16 w16cex w16sdtdh w16sdtfl w16du wp14">
   <w:p>
     <w:pPr>
-      <w:pStyle w:val="Corpodetexto"/>
+      <w:pStyle w:val="BodyText"/>
       <w:spacing w:line="14" w:lineRule="auto"/>
       <w:rPr>
         <w:sz w:val="20"/>
@@ -7811,7 +6659,7 @@
         <w:lang w:val="pt-BR" w:eastAsia="pt-BR"/>
       </w:rPr>
       <w:drawing>
-        <wp:anchor distT="0" distB="0" distL="0" distR="0" simplePos="0" relativeHeight="487474688" behindDoc="1" locked="0" layoutInCell="1" allowOverlap="1">
+        <wp:anchor distT="0" distB="0" distL="0" distR="0" simplePos="0" relativeHeight="487474688" behindDoc="1" locked="0" layoutInCell="1" allowOverlap="1" wp14:anchorId="77E7E806" wp14:editId="16BD18A8">
           <wp:simplePos x="0" y="0"/>
           <wp:positionH relativeFrom="page">
             <wp:posOffset>5019675</wp:posOffset>
@@ -7861,7 +6709,7 @@
         <w:lang w:val="pt-BR" w:eastAsia="pt-BR"/>
       </w:rPr>
       <w:drawing>
-        <wp:anchor distT="0" distB="0" distL="0" distR="0" simplePos="0" relativeHeight="487475200" behindDoc="1" locked="0" layoutInCell="1" allowOverlap="1">
+        <wp:anchor distT="0" distB="0" distL="0" distR="0" simplePos="0" relativeHeight="487475200" behindDoc="1" locked="0" layoutInCell="1" allowOverlap="1" wp14:anchorId="6F679CDA" wp14:editId="74F93D65">
           <wp:simplePos x="0" y="0"/>
           <wp:positionH relativeFrom="page">
             <wp:posOffset>1080135</wp:posOffset>
@@ -7909,10 +6757,10 @@
 </file>
 
 <file path=word/header2.xml><?xml version="1.0" encoding="utf-8"?>
-<w:hdr xmlns:wpc="http://schemas.microsoft.com/office/word/2010/wordprocessingCanvas" xmlns:cx="http://schemas.microsoft.com/office/drawing/2014/chartex" xmlns:cx1="http://schemas.microsoft.com/office/drawing/2015/9/8/chartex" xmlns:cx2="http://schemas.microsoft.com/office/drawing/2015/10/21/chartex" xmlns:cx3="http://schemas.microsoft.com/office/drawing/2016/5/9/chartex" xmlns:cx4="http://schemas.microsoft.com/office/drawing/2016/5/10/chartex" xmlns:cx5="http://schemas.microsoft.com/office/drawing/2016/5/11/chartex" xmlns:cx6="http://schemas.microsoft.com/office/drawing/2016/5/12/chartex" xmlns:cx7="http://schemas.microsoft.com/office/drawing/2016/5/13/chartex" xmlns:cx8="http://schemas.microsoft.com/office/drawing/2016/5/14/chartex" xmlns:mc="http://schemas.openxmlformats.org/markup-compatibility/2006" xmlns:aink="http://schemas.microsoft.com/office/drawing/2016/ink" xmlns:am3d="http://schemas.microsoft.com/office/drawing/2017/model3d" xmlns:o="urn:schemas-microsoft-com:office:office" xmlns:r="http://schemas.openxmlformats.org/officeDocument/2006/relationships" xmlns:m="http://schemas.openxmlformats.org/officeDocument/2006/math" xmlns:v="urn:schemas-microsoft-com:vml" xmlns:wp14="http://schemas.microsoft.com/office/word/2010/wordprocessingDrawing" xmlns:wp="http://schemas.openxmlformats.org/drawingml/2006/wordprocessingDrawing" xmlns:w10="urn:schemas-microsoft-com:office:word" xmlns:w="http://schemas.openxmlformats.org/wordprocessingml/2006/main" xmlns:w14="http://schemas.microsoft.com/office/word/2010/wordml" xmlns:w15="http://schemas.microsoft.com/office/word/2012/wordml" xmlns:w16cid="http://schemas.microsoft.com/office/word/2016/wordml/cid" xmlns:w16se="http://schemas.microsoft.com/office/word/2015/wordml/symex" xmlns:wpg="http://schemas.microsoft.com/office/word/2010/wordprocessingGroup" xmlns:wpi="http://schemas.microsoft.com/office/word/2010/wordprocessingInk" xmlns:wne="http://schemas.microsoft.com/office/word/2006/wordml" xmlns:wps="http://schemas.microsoft.com/office/word/2010/wordprocessingShape" mc:Ignorable="w14 w15 w16se w16cid wp14">
+<w:hdr xmlns:wpc="http://schemas.microsoft.com/office/word/2010/wordprocessingCanvas" xmlns:cx="http://schemas.microsoft.com/office/drawing/2014/chartex" xmlns:cx1="http://schemas.microsoft.com/office/drawing/2015/9/8/chartex" xmlns:cx2="http://schemas.microsoft.com/office/drawing/2015/10/21/chartex" xmlns:cx3="http://schemas.microsoft.com/office/drawing/2016/5/9/chartex" xmlns:cx4="http://schemas.microsoft.com/office/drawing/2016/5/10/chartex" xmlns:cx5="http://schemas.microsoft.com/office/drawing/2016/5/11/chartex" xmlns:cx6="http://schemas.microsoft.com/office/drawing/2016/5/12/chartex" xmlns:cx7="http://schemas.microsoft.com/office/drawing/2016/5/13/chartex" xmlns:cx8="http://schemas.microsoft.com/office/drawing/2016/5/14/chartex" xmlns:mc="http://schemas.openxmlformats.org/markup-compatibility/2006" xmlns:aink="http://schemas.microsoft.com/office/drawing/2016/ink" xmlns:am3d="http://schemas.microsoft.com/office/drawing/2017/model3d" xmlns:o="urn:schemas-microsoft-com:office:office" xmlns:oel="http://schemas.microsoft.com/office/2019/extlst" xmlns:r="http://schemas.openxmlformats.org/officeDocument/2006/relationships" xmlns:m="http://schemas.openxmlformats.org/officeDocument/2006/math" xmlns:v="urn:schemas-microsoft-com:vml" xmlns:wp14="http://schemas.microsoft.com/office/word/2010/wordprocessingDrawing" xmlns:wp="http://schemas.openxmlformats.org/drawingml/2006/wordprocessingDrawing" xmlns:w10="urn:schemas-microsoft-com:office:word" xmlns:w="http://schemas.openxmlformats.org/wordprocessingml/2006/main" xmlns:w14="http://schemas.microsoft.com/office/word/2010/wordml" xmlns:w15="http://schemas.microsoft.com/office/word/2012/wordml" xmlns:w16cei="http://schemas.microsoft.com/office/word/2026/wordml/cei" xmlns:w16cex="http://schemas.microsoft.com/office/word/2018/wordml/cex" xmlns:w16cid="http://schemas.microsoft.com/office/word/2016/wordml/cid" xmlns:w16="http://schemas.microsoft.com/office/word/2018/wordml" xmlns:w16du="http://schemas.microsoft.com/office/word/2023/wordml/word16du" xmlns:w16sdtdh="http://schemas.microsoft.com/office/word/2020/wordml/sdtdatahash" xmlns:w16sdtfl="http://schemas.microsoft.com/office/word/2024/wordml/sdtformatlock" xmlns:w16se="http://schemas.microsoft.com/office/word/2015/wordml/symex" xmlns:wpg="http://schemas.microsoft.com/office/word/2010/wordprocessingGroup" xmlns:wpi="http://schemas.microsoft.com/office/word/2010/wordprocessingInk" xmlns:wne="http://schemas.microsoft.com/office/word/2006/wordml" xmlns:wps="http://schemas.microsoft.com/office/word/2010/wordprocessingShape" mc:Ignorable="w14 w15 w16se w16cid w16 w16cex w16sdtdh w16sdtfl w16du wp14">
   <w:p>
     <w:pPr>
-      <w:pStyle w:val="Corpodetexto"/>
+      <w:pStyle w:val="BodyText"/>
       <w:spacing w:line="14" w:lineRule="auto"/>
       <w:rPr>
         <w:sz w:val="20"/>
@@ -7925,7 +6773,7 @@
         <w:lang w:val="pt-BR" w:eastAsia="pt-BR"/>
       </w:rPr>
       <w:drawing>
-        <wp:anchor distT="0" distB="0" distL="0" distR="0" simplePos="0" relativeHeight="487476224" behindDoc="1" locked="0" layoutInCell="1" allowOverlap="1">
+        <wp:anchor distT="0" distB="0" distL="0" distR="0" simplePos="0" relativeHeight="251655680" behindDoc="1" locked="0" layoutInCell="1" allowOverlap="1" wp14:anchorId="43F7CA1A" wp14:editId="14112FF9">
           <wp:simplePos x="0" y="0"/>
           <wp:positionH relativeFrom="page">
             <wp:posOffset>5019675</wp:posOffset>
@@ -7975,7 +6823,7 @@
         <w:lang w:val="pt-BR" w:eastAsia="pt-BR"/>
       </w:rPr>
       <w:drawing>
-        <wp:anchor distT="0" distB="0" distL="0" distR="0" simplePos="0" relativeHeight="487476736" behindDoc="1" locked="0" layoutInCell="1" allowOverlap="1">
+        <wp:anchor distT="0" distB="0" distL="0" distR="0" simplePos="0" relativeHeight="251658752" behindDoc="1" locked="0" layoutInCell="1" allowOverlap="1" wp14:anchorId="726A25D7" wp14:editId="6D3AA6C2">
           <wp:simplePos x="0" y="0"/>
           <wp:positionH relativeFrom="page">
             <wp:posOffset>1080135</wp:posOffset>
@@ -8023,7 +6871,7 @@
 </file>
 
 <file path=word/numbering.xml><?xml version="1.0" encoding="utf-8"?>
-<w:numbering xmlns:wpc="http://schemas.microsoft.com/office/word/2010/wordprocessingCanvas" xmlns:cx="http://schemas.microsoft.com/office/drawing/2014/chartex" xmlns:cx1="http://schemas.microsoft.com/office/drawing/2015/9/8/chartex" xmlns:cx2="http://schemas.microsoft.com/office/drawing/2015/10/21/chartex" xmlns:cx3="http://schemas.microsoft.com/office/drawing/2016/5/9/chartex" xmlns:cx4="http://schemas.microsoft.com/office/drawing/2016/5/10/chartex" xmlns:cx5="http://schemas.microsoft.com/office/drawing/2016/5/11/chartex" xmlns:cx6="http://schemas.microsoft.com/office/drawing/2016/5/12/chartex" xmlns:cx7="http://schemas.microsoft.com/office/drawing/2016/5/13/chartex" xmlns:cx8="http://schemas.microsoft.com/office/drawing/2016/5/14/chartex" xmlns:mc="http://schemas.openxmlformats.org/markup-compatibility/2006" xmlns:aink="http://schemas.microsoft.com/office/drawing/2016/ink" xmlns:am3d="http://schemas.microsoft.com/office/drawing/2017/model3d" xmlns:o="urn:schemas-microsoft-com:office:office" xmlns:r="http://schemas.openxmlformats.org/officeDocument/2006/relationships" xmlns:m="http://schemas.openxmlformats.org/officeDocument/2006/math" xmlns:v="urn:schemas-microsoft-com:vml" xmlns:wp14="http://schemas.microsoft.com/office/word/2010/wordprocessingDrawing" xmlns:wp="http://schemas.openxmlformats.org/drawingml/2006/wordprocessingDrawing" xmlns:w10="urn:schemas-microsoft-com:office:word" xmlns:w="http://schemas.openxmlformats.org/wordprocessingml/2006/main" xmlns:w14="http://schemas.microsoft.com/office/word/2010/wordml" xmlns:w15="http://schemas.microsoft.com/office/word/2012/wordml" xmlns:w16cid="http://schemas.microsoft.com/office/word/2016/wordml/cid" xmlns:w16se="http://schemas.microsoft.com/office/word/2015/wordml/symex" xmlns:wpg="http://schemas.microsoft.com/office/word/2010/wordprocessingGroup" xmlns:wpi="http://schemas.microsoft.com/office/word/2010/wordprocessingInk" xmlns:wne="http://schemas.microsoft.com/office/word/2006/wordml" xmlns:wps="http://schemas.microsoft.com/office/word/2010/wordprocessingShape" mc:Ignorable="w14 w15 w16se w16cid wp14">
+<w:numbering xmlns:wpc="http://schemas.microsoft.com/office/word/2010/wordprocessingCanvas" xmlns:cx="http://schemas.microsoft.com/office/drawing/2014/chartex" xmlns:cx1="http://schemas.microsoft.com/office/drawing/2015/9/8/chartex" xmlns:cx2="http://schemas.microsoft.com/office/drawing/2015/10/21/chartex" xmlns:cx3="http://schemas.microsoft.com/office/drawing/2016/5/9/chartex" xmlns:cx4="http://schemas.microsoft.com/office/drawing/2016/5/10/chartex" xmlns:cx5="http://schemas.microsoft.com/office/drawing/2016/5/11/chartex" xmlns:cx6="http://schemas.microsoft.com/office/drawing/2016/5/12/chartex" xmlns:cx7="http://schemas.microsoft.com/office/drawing/2016/5/13/chartex" xmlns:cx8="http://schemas.microsoft.com/office/drawing/2016/5/14/chartex" xmlns:mc="http://schemas.openxmlformats.org/markup-compatibility/2006" xmlns:aink="http://schemas.microsoft.com/office/drawing/2016/ink" xmlns:am3d="http://schemas.microsoft.com/office/drawing/2017/model3d" xmlns:o="urn:schemas-microsoft-com:office:office" xmlns:oel="http://schemas.microsoft.com/office/2019/extlst" xmlns:r="http://schemas.openxmlformats.org/officeDocument/2006/relationships" xmlns:m="http://schemas.openxmlformats.org/officeDocument/2006/math" xmlns:v="urn:schemas-microsoft-com:vml" xmlns:wp14="http://schemas.microsoft.com/office/word/2010/wordprocessingDrawing" xmlns:wp="http://schemas.openxmlformats.org/drawingml/2006/wordprocessingDrawing" xmlns:w10="urn:schemas-microsoft-com:office:word" xmlns:w="http://schemas.openxmlformats.org/wordprocessingml/2006/main" xmlns:w14="http://schemas.microsoft.com/office/word/2010/wordml" xmlns:w15="http://schemas.microsoft.com/office/word/2012/wordml" xmlns:w16cei="http://schemas.microsoft.com/office/word/2026/wordml/cei" xmlns:w16cex="http://schemas.microsoft.com/office/word/2018/wordml/cex" xmlns:w16cid="http://schemas.microsoft.com/office/word/2016/wordml/cid" xmlns:w16="http://schemas.microsoft.com/office/word/2018/wordml" xmlns:w16du="http://schemas.microsoft.com/office/word/2023/wordml/word16du" xmlns:w16sdtdh="http://schemas.microsoft.com/office/word/2020/wordml/sdtdatahash" xmlns:w16sdtfl="http://schemas.microsoft.com/office/word/2024/wordml/sdtformatlock" xmlns:w16se="http://schemas.microsoft.com/office/word/2015/wordml/symex" xmlns:wpg="http://schemas.microsoft.com/office/word/2010/wordprocessingGroup" xmlns:wpi="http://schemas.microsoft.com/office/word/2010/wordprocessingInk" xmlns:wne="http://schemas.microsoft.com/office/word/2006/wordml" xmlns:wps="http://schemas.microsoft.com/office/word/2010/wordprocessingShape" mc:Ignorable="w14 w15 w16se w16cid w16 w16cex w16sdtdh w16sdtfl w16du wp14">
   <w:abstractNum w:abstractNumId="0" w15:restartNumberingAfterBreak="0">
     <w:nsid w:val="2BA923C7"/>
     <w:multiLevelType w:val="hybridMultilevel"/>
@@ -8147,14 +6995,14 @@
       </w:rPr>
     </w:lvl>
   </w:abstractNum>
-  <w:num w:numId="1">
+  <w:num w:numId="1" w16cid:durableId="1488210495">
     <w:abstractNumId w:val="0"/>
   </w:num>
 </w:numbering>
 </file>
 
 <file path=word/styles.xml><?xml version="1.0" encoding="utf-8"?>
-<w:styles xmlns:mc="http://schemas.openxmlformats.org/markup-compatibility/2006" xmlns:r="http://schemas.openxmlformats.org/officeDocument/2006/relationships" xmlns:w="http://schemas.openxmlformats.org/wordprocessingml/2006/main" xmlns:w14="http://schemas.microsoft.com/office/word/2010/wordml" xmlns:w15="http://schemas.microsoft.com/office/word/2012/wordml" xmlns:w16cid="http://schemas.microsoft.com/office/word/2016/wordml/cid" xmlns:w16se="http://schemas.microsoft.com/office/word/2015/wordml/symex" mc:Ignorable="w14 w15 w16se w16cid">
+<w:styles xmlns:mc="http://schemas.openxmlformats.org/markup-compatibility/2006" xmlns:r="http://schemas.openxmlformats.org/officeDocument/2006/relationships" xmlns:w="http://schemas.openxmlformats.org/wordprocessingml/2006/main" xmlns:w14="http://schemas.microsoft.com/office/word/2010/wordml" xmlns:w15="http://schemas.microsoft.com/office/word/2012/wordml" xmlns:w16cex="http://schemas.microsoft.com/office/word/2018/wordml/cex" xmlns:w16cid="http://schemas.microsoft.com/office/word/2016/wordml/cid" xmlns:w16="http://schemas.microsoft.com/office/word/2018/wordml" xmlns:w16du="http://schemas.microsoft.com/office/word/2023/wordml/word16du" xmlns:w16sdtdh="http://schemas.microsoft.com/office/word/2020/wordml/sdtdatahash" xmlns:w16sdtfl="http://schemas.microsoft.com/office/word/2024/wordml/sdtformatlock" xmlns:w16se="http://schemas.microsoft.com/office/word/2015/wordml/symex" mc:Ignorable="w14 w15 w16se w16cid w16 w16cex w16sdtdh w16sdtfl w16du">
   <w:docDefaults>
     <w:rPrDefault>
       <w:rPr>
@@ -8172,7 +7020,7 @@
       </w:pPr>
     </w:pPrDefault>
   </w:docDefaults>
-  <w:latentStyles w:defLockedState="0" w:defUIPriority="99" w:defSemiHidden="0" w:defUnhideWhenUsed="0" w:defQFormat="0" w:count="375">
+  <w:latentStyles w:defLockedState="0" w:defUIPriority="99" w:defSemiHidden="0" w:defUnhideWhenUsed="0" w:defQFormat="0" w:count="376">
     <w:lsdException w:name="Normal" w:uiPriority="0" w:qFormat="1"/>
     <w:lsdException w:name="heading 1" w:uiPriority="9" w:qFormat="1"/>
     <w:lsdException w:name="heading 2" w:semiHidden="1" w:uiPriority="9" w:unhideWhenUsed="1" w:qFormat="1"/>
@@ -8278,6 +7126,7 @@
     <w:lsdException w:name="HTML Sample" w:semiHidden="1" w:unhideWhenUsed="1"/>
     <w:lsdException w:name="HTML Typewriter" w:semiHidden="1" w:unhideWhenUsed="1"/>
     <w:lsdException w:name="HTML Variable" w:semiHidden="1" w:unhideWhenUsed="1"/>
+    <w:lsdException w:name="Normal Table" w:semiHidden="1" w:unhideWhenUsed="1"/>
     <w:lsdException w:name="annotation subject" w:semiHidden="1" w:unhideWhenUsed="1"/>
     <w:lsdException w:name="No List" w:semiHidden="1" w:unhideWhenUsed="1"/>
     <w:lsdException w:name="Outline List 1" w:semiHidden="1" w:unhideWhenUsed="1"/>
@@ -8321,8 +7170,10 @@
     <w:lsdException w:name="Table Elegant" w:semiHidden="1" w:unhideWhenUsed="1"/>
     <w:lsdException w:name="Table Professional" w:semiHidden="1" w:unhideWhenUsed="1"/>
     <w:lsdException w:name="Table Subtle 1" w:semiHidden="1" w:unhideWhenUsed="1"/>
+    <w:lsdException w:name="Table Subtle 2" w:semiHidden="1" w:unhideWhenUsed="1"/>
     <w:lsdException w:name="Table Web 1" w:semiHidden="1" w:unhideWhenUsed="1"/>
     <w:lsdException w:name="Table Web 2" w:semiHidden="1" w:unhideWhenUsed="1"/>
+    <w:lsdException w:name="Table Web 3" w:semiHidden="1" w:unhideWhenUsed="1"/>
     <w:lsdException w:name="Balloon Text" w:semiHidden="1" w:unhideWhenUsed="1"/>
     <w:lsdException w:name="Table Grid" w:uiPriority="39"/>
     <w:lsdException w:name="Table Theme" w:semiHidden="1" w:unhideWhenUsed="1"/>
@@ -8545,6 +7396,7 @@
     <w:lsdException w:name="Smart Hyperlink" w:semiHidden="1" w:unhideWhenUsed="1"/>
     <w:lsdException w:name="Hashtag" w:semiHidden="1" w:unhideWhenUsed="1"/>
     <w:lsdException w:name="Unresolved Mention" w:semiHidden="1" w:unhideWhenUsed="1"/>
+    <w:lsdException w:name="Smart Link" w:semiHidden="1" w:unhideWhenUsed="1"/>
   </w:latentStyles>
   <w:style w:type="paragraph" w:default="1" w:styleId="Normal">
     <w:name w:val="Normal"/>
@@ -8555,13 +7407,13 @@
       <w:lang w:val="pt-PT"/>
     </w:rPr>
   </w:style>
-  <w:style w:type="character" w:default="1" w:styleId="Fontepargpadro">
+  <w:style w:type="character" w:default="1" w:styleId="DefaultParagraphFont">
     <w:name w:val="Default Paragraph Font"/>
     <w:uiPriority w:val="1"/>
     <w:semiHidden/>
     <w:unhideWhenUsed/>
   </w:style>
-  <w:style w:type="table" w:default="1" w:styleId="Tabelanormal">
+  <w:style w:type="table" w:default="1" w:styleId="TableNormal">
     <w:name w:val="Normal Table"/>
     <w:uiPriority w:val="99"/>
     <w:semiHidden/>
@@ -8576,14 +7428,14 @@
       </w:tblCellMar>
     </w:tblPr>
   </w:style>
-  <w:style w:type="numbering" w:default="1" w:styleId="Semlista">
+  <w:style w:type="numbering" w:default="1" w:styleId="NoList">
     <w:name w:val="No List"/>
     <w:uiPriority w:val="99"/>
     <w:semiHidden/>
     <w:unhideWhenUsed/>
   </w:style>
-  <w:style w:type="table" w:customStyle="1" w:styleId="TableNormal">
-    <w:name w:val="Table Normal"/>
+  <w:style w:type="table" w:customStyle="1" w:styleId="TableNormal1">
+    <w:name w:val="Table Normal1"/>
     <w:uiPriority w:val="2"/>
     <w:semiHidden/>
     <w:unhideWhenUsed/>
@@ -8598,7 +7450,7 @@
       </w:tblCellMar>
     </w:tblPr>
   </w:style>
-  <w:style w:type="paragraph" w:styleId="Corpodetexto">
+  <w:style w:type="paragraph" w:styleId="BodyText">
     <w:name w:val="Body Text"/>
     <w:basedOn w:val="Normal"/>
     <w:uiPriority w:val="1"/>
@@ -8608,7 +7460,7 @@
       <w:szCs w:val="24"/>
     </w:rPr>
   </w:style>
-  <w:style w:type="paragraph" w:styleId="PargrafodaLista">
+  <w:style w:type="paragraph" w:styleId="ListParagraph">
     <w:name w:val="List Paragraph"/>
     <w:basedOn w:val="Normal"/>
     <w:uiPriority w:val="1"/>
@@ -8622,6 +7474,31 @@
     <w:basedOn w:val="Normal"/>
     <w:uiPriority w:val="1"/>
     <w:qFormat/>
+  </w:style>
+  <w:style w:type="paragraph" w:styleId="Footer">
+    <w:name w:val="footer"/>
+    <w:basedOn w:val="Normal"/>
+    <w:link w:val="FooterChar"/>
+    <w:uiPriority w:val="99"/>
+    <w:unhideWhenUsed/>
+    <w:rsid w:val="00F8488B"/>
+    <w:pPr>
+      <w:tabs>
+        <w:tab w:val="center" w:pos="4252"/>
+        <w:tab w:val="right" w:pos="8504"/>
+      </w:tabs>
+    </w:pPr>
+  </w:style>
+  <w:style w:type="character" w:customStyle="1" w:styleId="FooterChar">
+    <w:name w:val="Footer Char"/>
+    <w:basedOn w:val="DefaultParagraphFont"/>
+    <w:link w:val="Footer"/>
+    <w:uiPriority w:val="99"/>
+    <w:rsid w:val="00F8488B"/>
+    <w:rPr>
+      <w:rFonts w:ascii="Times New Roman" w:eastAsia="Times New Roman" w:hAnsi="Times New Roman" w:cs="Times New Roman"/>
+      <w:lang w:val="pt-PT"/>
+    </w:rPr>
   </w:style>
 </w:styles>
 </file>
@@ -8907,4 +7784,10 @@
   <a:objectDefaults/>
   <a:extraClrSchemeLst/>
 </a:theme>
+</file>
+
+<file path=docMetadata/LabelInfo.xml><?xml version="1.0" encoding="utf-8"?>
+<clbl:labelList xmlns:clbl="http://schemas.microsoft.com/office/2020/mipLabelMetadata">
+  <clbl:label id="{0702bf62-88e6-456d-b298-e2abb13de1ea}" enabled="1" method="Standard" siteId="{548d26ab-8caa-49e1-97c2-a1b1a06cc39c}" contentBits="2" removed="0"/>
+</clbl:labelList>
 </file>